--- a/templates/CMIS/CongNo-App.docx
+++ b/templates/CMIS/CongNo-App.docx
@@ -117,6 +117,7 @@
                 <w:szCs w:val="26"/>
               </w:rPr>
             </w:pPr>
+            <w:proofErr w:type="spellStart"/>
             <w:r>
               <w:rPr>
                 <w:b/>
@@ -124,7 +125,17 @@
                 <w:sz w:val="26"/>
                 <w:szCs w:val="26"/>
               </w:rPr>
-              <w:t xml:space="preserve">Độc </w:t>
+              <w:t>Độc</w:t>
+            </w:r>
+            <w:proofErr w:type="spellEnd"/>
+            <w:r>
+              <w:rPr>
+                <w:b/>
+                <w:bCs/>
+                <w:sz w:val="26"/>
+                <w:szCs w:val="26"/>
+              </w:rPr>
+              <w:t xml:space="preserve"> </w:t>
             </w:r>
             <w:proofErr w:type="spellStart"/>
             <w:r>
@@ -535,7 +546,6 @@
         <w:t xml:space="preserve">Kính </w:t>
       </w:r>
       <w:proofErr w:type="spellStart"/>
-      <w:proofErr w:type="gramStart"/>
       <w:r>
         <w:rPr>
           <w:b/>
@@ -555,18 +565,7 @@
           <w:szCs w:val="28"/>
           <w:lang w:val="fr-FR"/>
         </w:rPr>
-        <w:t>:</w:t>
-      </w:r>
-      <w:proofErr w:type="gramEnd"/>
-      <w:r>
-        <w:rPr>
-          <w:b/>
-          <w:bCs/>
-          <w:sz w:val="28"/>
-          <w:szCs w:val="28"/>
-          <w:lang w:val="fr-FR"/>
-        </w:rPr>
-        <w:t xml:space="preserve"> </w:t>
+        <w:t xml:space="preserve">: </w:t>
       </w:r>
       <w:r>
         <w:rPr>
@@ -1474,25 +1473,7 @@
           <w:szCs w:val="26"/>
           <w:lang w:val="fr-FR"/>
         </w:rPr>
-        <w:t xml:space="preserve"> </w:t>
-      </w:r>
-      <w:proofErr w:type="gramStart"/>
-      <w:r>
-        <w:rPr>
-          <w:rFonts w:ascii="Times New Roman" w:hAnsi="Times New Roman"/>
-          <w:szCs w:val="26"/>
-          <w:lang w:val="fr-FR"/>
-        </w:rPr>
-        <w:t>là:</w:t>
-      </w:r>
-      <w:proofErr w:type="gramEnd"/>
-      <w:r>
-        <w:rPr>
-          <w:rFonts w:ascii="Times New Roman" w:hAnsi="Times New Roman"/>
-          <w:szCs w:val="26"/>
-          <w:lang w:val="fr-FR"/>
-        </w:rPr>
-        <w:t xml:space="preserve"> </w:t>
+        <w:t xml:space="preserve"> là: </w:t>
       </w:r>
       <w:r>
         <w:rPr>
@@ -1589,7 +1570,6 @@
         <w:t xml:space="preserve"> </w:t>
       </w:r>
       <w:proofErr w:type="spellStart"/>
-      <w:proofErr w:type="gramStart"/>
       <w:r>
         <w:rPr>
           <w:rFonts w:ascii="Times New Roman" w:hAnsi="Times New Roman"/>
@@ -1609,18 +1589,7 @@
           <w:szCs w:val="26"/>
           <w:lang w:val="fr-FR"/>
         </w:rPr>
-        <w:t>:</w:t>
-      </w:r>
-      <w:proofErr w:type="gramEnd"/>
-      <w:r>
-        <w:rPr>
-          <w:rFonts w:ascii="Times New Roman" w:hAnsi="Times New Roman"/>
-          <w:b/>
-          <w:i/>
-          <w:szCs w:val="26"/>
-          <w:lang w:val="fr-FR"/>
-        </w:rPr>
-        <w:t xml:space="preserve"> {STIEN_DCOC | </w:t>
+        <w:t xml:space="preserve">: {STIEN_DCOC | </w:t>
       </w:r>
       <w:proofErr w:type="spellStart"/>
       <w:r>
@@ -2505,7 +2474,6 @@
         <w:t xml:space="preserve"> </w:t>
       </w:r>
       <w:proofErr w:type="spellStart"/>
-      <w:proofErr w:type="gramStart"/>
       <w:r>
         <w:rPr>
           <w:rFonts w:ascii="Times New Roman" w:hAnsi="Times New Roman"/>
@@ -2529,20 +2497,7 @@
           <w:szCs w:val="26"/>
           <w:lang w:val="fr-FR"/>
         </w:rPr>
-        <w:t xml:space="preserve">  0251.2218250</w:t>
-      </w:r>
-      <w:proofErr w:type="gramEnd"/>
-      <w:r>
-        <w:rPr>
-          <w:rFonts w:ascii="Times New Roman" w:hAnsi="Times New Roman"/>
-          <w:b/>
-          <w:bCs/>
-          <w:i/>
-          <w:iCs/>
-          <w:szCs w:val="26"/>
-          <w:lang w:val="fr-FR"/>
-        </w:rPr>
-        <w:t>)</w:t>
+        <w:t xml:space="preserve">  0251.2218250)</w:t>
       </w:r>
     </w:p>
     <w:p>
@@ -3788,7 +3743,6 @@
         <w:t xml:space="preserve"> </w:t>
       </w:r>
       <w:proofErr w:type="spellStart"/>
-      <w:proofErr w:type="gramStart"/>
       <w:r>
         <w:rPr>
           <w:sz w:val="26"/>
@@ -3806,7 +3760,6 @@
         </w:rPr>
         <w:t>:</w:t>
       </w:r>
-      <w:proofErr w:type="gramEnd"/>
       <w:r>
         <w:rPr>
           <w:b/>
@@ -3981,7 +3934,6 @@
         <w:t xml:space="preserve"> Xuân </w:t>
       </w:r>
       <w:proofErr w:type="spellStart"/>
-      <w:proofErr w:type="gramStart"/>
       <w:r>
         <w:rPr>
           <w:sz w:val="26"/>
@@ -4009,14 +3961,13 @@
         <w:t>tính</w:t>
       </w:r>
       <w:proofErr w:type="spellEnd"/>
-      <w:proofErr w:type="gramEnd"/>
       <w:r>
         <w:rPr>
           <w:sz w:val="26"/>
           <w:szCs w:val="26"/>
           <w:lang w:val="fr-FR"/>
         </w:rPr>
-        <w:t xml:space="preserve"> </w:t>
+        <w:t xml:space="preserve"> đến </w:t>
       </w:r>
       <w:proofErr w:type="spellStart"/>
       <w:r>
@@ -4025,7 +3976,7 @@
           <w:szCs w:val="26"/>
           <w:lang w:val="fr-FR"/>
         </w:rPr>
-        <w:t>đến</w:t>
+        <w:t>ngày</w:t>
       </w:r>
       <w:proofErr w:type="spellEnd"/>
       <w:r>
@@ -4036,23 +3987,21 @@
         </w:rPr>
         <w:t xml:space="preserve"> </w:t>
       </w:r>
-      <w:proofErr w:type="spellStart"/>
       <w:r>
         <w:rPr>
           <w:sz w:val="26"/>
           <w:szCs w:val="26"/>
           <w:lang w:val="fr-FR"/>
         </w:rPr>
-        <w:t>ngày</w:t>
-      </w:r>
-      <w:proofErr w:type="spellEnd"/>
+        <w:t xml:space="preserve">  </w:t>
+      </w:r>
       <w:r>
         <w:rPr>
           <w:sz w:val="26"/>
           <w:szCs w:val="26"/>
           <w:lang w:val="fr-FR"/>
         </w:rPr>
-        <w:t xml:space="preserve"> </w:t>
+        <w:t xml:space="preserve">   /  </w:t>
       </w:r>
       <w:r>
         <w:rPr>
@@ -4068,7 +4017,7 @@
           <w:szCs w:val="26"/>
           <w:lang w:val="fr-FR"/>
         </w:rPr>
-        <w:t xml:space="preserve">   /  </w:t>
+        <w:t xml:space="preserve">  /  </w:t>
       </w:r>
       <w:r>
         <w:rPr>
@@ -4076,95 +4025,68 @@
           <w:szCs w:val="26"/>
           <w:lang w:val="fr-FR"/>
         </w:rPr>
+        <w:t xml:space="preserve">       </w:t>
+      </w:r>
+      <w:r>
+        <w:rPr>
+          <w:sz w:val="26"/>
+          <w:szCs w:val="26"/>
+          <w:lang w:val="fr-FR"/>
+        </w:rPr>
         <w:t xml:space="preserve">  </w:t>
       </w:r>
+      <w:proofErr w:type="spellStart"/>
       <w:r>
         <w:rPr>
           <w:sz w:val="26"/>
           <w:szCs w:val="26"/>
           <w:lang w:val="fr-FR"/>
         </w:rPr>
-        <w:t xml:space="preserve">  /  </w:t>
-      </w:r>
+        <w:t>số</w:t>
+      </w:r>
+      <w:proofErr w:type="spellEnd"/>
       <w:r>
         <w:rPr>
           <w:sz w:val="26"/>
           <w:szCs w:val="26"/>
           <w:lang w:val="fr-FR"/>
         </w:rPr>
-        <w:t xml:space="preserve">       </w:t>
-      </w:r>
+        <w:t xml:space="preserve"> </w:t>
+      </w:r>
+      <w:proofErr w:type="spellStart"/>
       <w:r>
         <w:rPr>
           <w:sz w:val="26"/>
           <w:szCs w:val="26"/>
           <w:lang w:val="fr-FR"/>
         </w:rPr>
-        <w:t xml:space="preserve">  </w:t>
-      </w:r>
-      <w:proofErr w:type="spellStart"/>
+        <w:t>tiền</w:t>
+      </w:r>
+      <w:proofErr w:type="spellEnd"/>
       <w:r>
         <w:rPr>
           <w:sz w:val="26"/>
           <w:szCs w:val="26"/>
           <w:lang w:val="fr-FR"/>
         </w:rPr>
-        <w:t>số</w:t>
-      </w:r>
-      <w:proofErr w:type="spellEnd"/>
+        <w:t xml:space="preserve"> </w:t>
+      </w:r>
       <w:r>
         <w:rPr>
           <w:sz w:val="26"/>
           <w:szCs w:val="26"/>
           <w:lang w:val="fr-FR"/>
         </w:rPr>
-        <w:t xml:space="preserve"> </w:t>
-      </w:r>
-      <w:proofErr w:type="spellStart"/>
-      <w:r>
-        <w:rPr>
+        <w:t>là</w:t>
+      </w:r>
+      <w:r>
+        <w:rPr>
+          <w:b/>
           <w:sz w:val="26"/>
           <w:szCs w:val="26"/>
           <w:lang w:val="fr-FR"/>
         </w:rPr>
-        <w:t>tiền</w:t>
-      </w:r>
-      <w:proofErr w:type="spellEnd"/>
-      <w:r>
-        <w:rPr>
-          <w:sz w:val="26"/>
-          <w:szCs w:val="26"/>
-          <w:lang w:val="fr-FR"/>
-        </w:rPr>
-        <w:t xml:space="preserve"> </w:t>
-      </w:r>
-      <w:proofErr w:type="gramStart"/>
-      <w:r>
-        <w:rPr>
-          <w:sz w:val="26"/>
-          <w:szCs w:val="26"/>
-          <w:lang w:val="fr-FR"/>
-        </w:rPr>
-        <w:t>là</w:t>
-      </w:r>
-      <w:r>
-        <w:rPr>
-          <w:b/>
-          <w:sz w:val="26"/>
-          <w:szCs w:val="26"/>
-          <w:lang w:val="fr-FR"/>
-        </w:rPr>
-        <w:t>:</w:t>
-      </w:r>
-      <w:proofErr w:type="gramEnd"/>
-      <w:r>
-        <w:rPr>
-          <w:b/>
-          <w:sz w:val="26"/>
-          <w:szCs w:val="26"/>
-          <w:lang w:val="fr-FR"/>
-        </w:rPr>
-        <w:t xml:space="preserve"> {STIEN_DCOC | </w:t>
+        <w:t xml:space="preserve">: {STIEN_DCOC | </w:t>
       </w:r>
       <w:proofErr w:type="spellStart"/>
       <w:r>
@@ -4239,7 +4161,6 @@
         <w:t xml:space="preserve"> </w:t>
       </w:r>
       <w:proofErr w:type="spellStart"/>
-      <w:proofErr w:type="gramStart"/>
       <w:r>
         <w:rPr>
           <w:rFonts w:ascii="Times New Roman" w:hAnsi="Times New Roman"/>
@@ -4263,16 +4184,7 @@
           <w:szCs w:val="26"/>
           <w:lang w:val="fr-FR"/>
         </w:rPr>
-        <w:t>:</w:t>
-      </w:r>
-      <w:proofErr w:type="gramEnd"/>
-      <w:r>
-        <w:rPr>
-          <w:rFonts w:ascii="Times New Roman" w:hAnsi="Times New Roman"/>
-          <w:szCs w:val="26"/>
-          <w:lang w:val="fr-FR"/>
-        </w:rPr>
-        <w:t xml:space="preserve"> </w:t>
+        <w:t xml:space="preserve">: </w:t>
       </w:r>
       <w:r>
         <w:rPr>
@@ -4401,7 +4313,6 @@
         <w:t>có</w:t>
       </w:r>
       <w:proofErr w:type="spellEnd"/>
-      <w:proofErr w:type="gramStart"/>
       <w:r>
         <w:rPr>
           <w:sz w:val="26"/>
@@ -4410,7 +4321,6 @@
         </w:rPr>
         <w:t>):</w:t>
       </w:r>
-      <w:proofErr w:type="gramEnd"/>
       <w:r>
         <w:rPr>
           <w:sz w:val="26"/>
@@ -6069,7 +5979,6 @@
         <w:t xml:space="preserve"> </w:t>
       </w:r>
       <w:proofErr w:type="spellStart"/>
-      <w:proofErr w:type="gramStart"/>
       <w:r>
         <w:rPr>
           <w:b/>
@@ -6087,7 +5996,6 @@
         </w:rPr>
         <w:t>:</w:t>
       </w:r>
-      <w:proofErr w:type="gramEnd"/>
     </w:p>
     <w:p>
       <w:pPr>
@@ -6410,17 +6318,7 @@
                 <w:szCs w:val="24"/>
                 <w:lang w:val="fr-FR"/>
               </w:rPr>
-              <w:t>LIEN_</w:t>
-            </w:r>
-            <w:proofErr w:type="gramStart"/>
-            <w:r>
-              <w:rPr>
-                <w:rFonts w:ascii="Times New Roman" w:hAnsi="Times New Roman"/>
-                <w:sz w:val="24"/>
-                <w:szCs w:val="24"/>
-                <w:lang w:val="fr-FR"/>
-              </w:rPr>
-              <w:t>HE</w:t>
+              <w:t>LIEN_HE</w:t>
             </w:r>
             <w:r>
               <w:rPr>
@@ -6429,17 +6327,7 @@
                 <w:szCs w:val="24"/>
                 <w:lang w:val="fr-FR"/>
               </w:rPr>
-              <w:t>}{</w:t>
-            </w:r>
-            <w:proofErr w:type="gramEnd"/>
-            <w:r>
-              <w:rPr>
-                <w:rFonts w:ascii="Times New Roman" w:hAnsi="Times New Roman"/>
-                <w:sz w:val="24"/>
-                <w:szCs w:val="24"/>
-                <w:lang w:val="fr-FR"/>
-              </w:rPr>
-              <w:t>TEN_KH_LHE}</w:t>
+              <w:t>}{TEN_KH_LHE}</w:t>
             </w:r>
           </w:p>
         </w:tc>
@@ -6895,13 +6783,23 @@
           <w:szCs w:val="27"/>
         </w:rPr>
       </w:pPr>
+      <w:proofErr w:type="spellStart"/>
       <w:r>
         <w:rPr>
           <w:b/>
           <w:sz w:val="27"/>
           <w:szCs w:val="27"/>
         </w:rPr>
-        <w:t xml:space="preserve">Độc </w:t>
+        <w:t>Độc</w:t>
+      </w:r>
+      <w:proofErr w:type="spellEnd"/>
+      <w:r>
+        <w:rPr>
+          <w:b/>
+          <w:sz w:val="27"/>
+          <w:szCs w:val="27"/>
+        </w:rPr>
+        <w:t xml:space="preserve"> </w:t>
       </w:r>
       <w:proofErr w:type="spellStart"/>
       <w:r>
@@ -7506,17 +7404,8 @@
           <w:sz w:val="28"/>
           <w:szCs w:val="28"/>
         </w:rPr>
-        <w:t xml:space="preserve"> Xuân </w:t>
-      </w:r>
-      <w:proofErr w:type="spellStart"/>
-      <w:r>
-        <w:rPr>
-          <w:sz w:val="28"/>
-          <w:szCs w:val="28"/>
-        </w:rPr>
-        <w:t>Lộc</w:t>
-      </w:r>
-      <w:proofErr w:type="spellEnd"/>
+        <w:t xml:space="preserve"> Xuân Lộc</w:t>
+      </w:r>
     </w:p>
     <w:p>
       <w:pPr>
@@ -8706,29 +8595,17 @@
           <w:sz w:val="28"/>
           <w:szCs w:val="28"/>
         </w:rPr>
-        <w:t>{DCHI_</w:t>
-      </w:r>
-      <w:proofErr w:type="gramStart"/>
-      <w:r>
-        <w:rPr>
-          <w:color w:val="000099"/>
+        <w:t>{DCHI_DDIEN}</w:t>
+      </w:r>
+      <w:r>
+        <w:rPr>
           <w:spacing w:val="-9"/>
           <w:w w:val="105"/>
           <w:sz w:val="28"/>
           <w:szCs w:val="28"/>
         </w:rPr>
-        <w:t>DDIEN}</w:t>
-      </w:r>
-      <w:r>
-        <w:rPr>
-          <w:spacing w:val="-9"/>
-          <w:w w:val="105"/>
-          <w:sz w:val="28"/>
-          <w:szCs w:val="28"/>
-        </w:rPr>
         <w:t>.</w:t>
       </w:r>
-      <w:proofErr w:type="gramEnd"/>
     </w:p>
     <w:p>
       <w:pPr>
@@ -8906,9 +8783,8 @@
           <w:sz w:val="28"/>
           <w:szCs w:val="28"/>
         </w:rPr>
-        <w:t>): {TEN_</w:t>
-      </w:r>
-      <w:proofErr w:type="gramStart"/>
+        <w:t>): {TEN_DDIEN}</w:t>
+      </w:r>
       <w:r>
         <w:rPr>
           <w:bCs/>
@@ -8916,8 +8792,9 @@
           <w:sz w:val="28"/>
           <w:szCs w:val="28"/>
         </w:rPr>
-        <w:t>DDIEN}</w:t>
-      </w:r>
+        <w:t xml:space="preserve">  </w:t>
+      </w:r>
+      <w:proofErr w:type="spellStart"/>
       <w:r>
         <w:rPr>
           <w:bCs/>
@@ -8925,20 +8802,9 @@
           <w:sz w:val="28"/>
           <w:szCs w:val="28"/>
         </w:rPr>
-        <w:t xml:space="preserve">  </w:t>
-      </w:r>
-      <w:proofErr w:type="spellStart"/>
-      <w:r>
-        <w:rPr>
-          <w:bCs/>
-          <w:color w:val="000000"/>
-          <w:sz w:val="28"/>
-          <w:szCs w:val="28"/>
-        </w:rPr>
         <w:t>Chức</w:t>
       </w:r>
       <w:proofErr w:type="spellEnd"/>
-      <w:proofErr w:type="gramEnd"/>
       <w:r>
         <w:rPr>
           <w:bCs/>
@@ -9163,6 +9029,68 @@
           <w:szCs w:val="28"/>
         </w:rPr>
         <w:t xml:space="preserve"> B</w:t>
+      </w:r>
+      <w:r>
+        <w:rPr>
+          <w:sz w:val="28"/>
+          <w:szCs w:val="28"/>
+        </w:rPr>
+        <w:t xml:space="preserve"> </w:t>
+      </w:r>
+      <w:proofErr w:type="spellStart"/>
+      <w:r>
+        <w:rPr>
+          <w:sz w:val="28"/>
+          <w:szCs w:val="28"/>
+        </w:rPr>
+        <w:t>tại</w:t>
+      </w:r>
+      <w:proofErr w:type="spellEnd"/>
+      <w:r>
+        <w:rPr>
+          <w:sz w:val="28"/>
+          <w:szCs w:val="28"/>
+        </w:rPr>
+        <w:t xml:space="preserve"> </w:t>
+      </w:r>
+      <w:proofErr w:type="spellStart"/>
+      <w:r>
+        <w:rPr>
+          <w:sz w:val="28"/>
+          <w:szCs w:val="28"/>
+        </w:rPr>
+        <w:t>địa</w:t>
+      </w:r>
+      <w:proofErr w:type="spellEnd"/>
+      <w:r>
+        <w:rPr>
+          <w:sz w:val="28"/>
+          <w:szCs w:val="28"/>
+        </w:rPr>
+        <w:t xml:space="preserve"> </w:t>
+      </w:r>
+      <w:proofErr w:type="spellStart"/>
+      <w:r>
+        <w:rPr>
+          <w:sz w:val="28"/>
+          <w:szCs w:val="28"/>
+        </w:rPr>
+        <w:t>chỉ</w:t>
+      </w:r>
+      <w:proofErr w:type="spellEnd"/>
+      <w:r>
+        <w:rPr>
+          <w:sz w:val="28"/>
+          <w:szCs w:val="28"/>
+        </w:rPr>
+        <w:t xml:space="preserve"> </w:t>
+      </w:r>
+      <w:r>
+        <w:rPr>
+          <w:color w:val="000099"/>
+          <w:w w:val="105"/>
+        </w:rPr>
+        <w:t>{DIA_CHI_DDO}</w:t>
       </w:r>
       <w:r>
         <w:rPr>
@@ -14298,13 +14226,23 @@
           <w:szCs w:val="27"/>
         </w:rPr>
       </w:pPr>
+      <w:proofErr w:type="spellStart"/>
       <w:r>
         <w:rPr>
           <w:b/>
           <w:sz w:val="27"/>
           <w:szCs w:val="27"/>
         </w:rPr>
-        <w:t xml:space="preserve">Độc </w:t>
+        <w:t>Độc</w:t>
+      </w:r>
+      <w:proofErr w:type="spellEnd"/>
+      <w:r>
+        <w:rPr>
+          <w:b/>
+          <w:sz w:val="27"/>
+          <w:szCs w:val="27"/>
+        </w:rPr>
+        <w:t xml:space="preserve"> </w:t>
       </w:r>
       <w:proofErr w:type="spellStart"/>
       <w:r>
@@ -14860,17 +14798,8 @@
           <w:sz w:val="28"/>
           <w:szCs w:val="28"/>
         </w:rPr>
-        <w:t xml:space="preserve"> Xuân </w:t>
-      </w:r>
-      <w:proofErr w:type="spellStart"/>
-      <w:r>
-        <w:rPr>
-          <w:sz w:val="28"/>
-          <w:szCs w:val="28"/>
-        </w:rPr>
-        <w:t>Lộc</w:t>
-      </w:r>
-      <w:proofErr w:type="spellEnd"/>
+        <w:t xml:space="preserve"> Xuân Lộc</w:t>
+      </w:r>
     </w:p>
     <w:p>
       <w:pPr>
@@ -16044,29 +15973,17 @@
           <w:sz w:val="28"/>
           <w:szCs w:val="28"/>
         </w:rPr>
-        <w:t>{DCHI_</w:t>
-      </w:r>
-      <w:proofErr w:type="gramStart"/>
-      <w:r>
-        <w:rPr>
-          <w:color w:val="000099"/>
+        <w:t>{DCHI_DDIEN}</w:t>
+      </w:r>
+      <w:r>
+        <w:rPr>
           <w:spacing w:val="-9"/>
           <w:w w:val="105"/>
           <w:sz w:val="28"/>
           <w:szCs w:val="28"/>
         </w:rPr>
-        <w:t>DDIEN}</w:t>
-      </w:r>
-      <w:r>
-        <w:rPr>
-          <w:spacing w:val="-9"/>
-          <w:w w:val="105"/>
-          <w:sz w:val="28"/>
-          <w:szCs w:val="28"/>
-        </w:rPr>
         <w:t>.</w:t>
       </w:r>
-      <w:proofErr w:type="gramEnd"/>
     </w:p>
     <w:p>
       <w:pPr>
@@ -16244,9 +16161,8 @@
           <w:sz w:val="28"/>
           <w:szCs w:val="28"/>
         </w:rPr>
-        <w:t>): {TEN_</w:t>
-      </w:r>
-      <w:proofErr w:type="gramStart"/>
+        <w:t>): {TEN_DDIEN}</w:t>
+      </w:r>
       <w:r>
         <w:rPr>
           <w:bCs/>
@@ -16254,8 +16170,9 @@
           <w:sz w:val="28"/>
           <w:szCs w:val="28"/>
         </w:rPr>
-        <w:t>DDIEN}</w:t>
-      </w:r>
+        <w:t xml:space="preserve">  </w:t>
+      </w:r>
+      <w:proofErr w:type="spellStart"/>
       <w:r>
         <w:rPr>
           <w:bCs/>
@@ -16263,20 +16180,9 @@
           <w:sz w:val="28"/>
           <w:szCs w:val="28"/>
         </w:rPr>
-        <w:t xml:space="preserve">  </w:t>
-      </w:r>
-      <w:proofErr w:type="spellStart"/>
-      <w:r>
-        <w:rPr>
-          <w:bCs/>
-          <w:color w:val="000000"/>
-          <w:sz w:val="28"/>
-          <w:szCs w:val="28"/>
-        </w:rPr>
         <w:t>Chức</w:t>
       </w:r>
       <w:proofErr w:type="spellEnd"/>
-      <w:proofErr w:type="gramEnd"/>
       <w:r>
         <w:rPr>
           <w:bCs/>

--- a/templates/CMIS/CongNo-App.docx
+++ b/templates/CMIS/CongNo-App.docx
@@ -546,6 +546,7 @@
         <w:t xml:space="preserve">Kính </w:t>
       </w:r>
       <w:proofErr w:type="spellStart"/>
+      <w:proofErr w:type="gramStart"/>
       <w:r>
         <w:rPr>
           <w:b/>
@@ -565,7 +566,18 @@
           <w:szCs w:val="28"/>
           <w:lang w:val="fr-FR"/>
         </w:rPr>
-        <w:t xml:space="preserve">: </w:t>
+        <w:t>:</w:t>
+      </w:r>
+      <w:proofErr w:type="gramEnd"/>
+      <w:r>
+        <w:rPr>
+          <w:b/>
+          <w:bCs/>
+          <w:sz w:val="28"/>
+          <w:szCs w:val="28"/>
+          <w:lang w:val="fr-FR"/>
+        </w:rPr>
+        <w:t xml:space="preserve"> </w:t>
       </w:r>
       <w:r>
         <w:rPr>
@@ -1473,7 +1485,25 @@
           <w:szCs w:val="26"/>
           <w:lang w:val="fr-FR"/>
         </w:rPr>
-        <w:t xml:space="preserve"> là: </w:t>
+        <w:t xml:space="preserve"> </w:t>
+      </w:r>
+      <w:proofErr w:type="gramStart"/>
+      <w:r>
+        <w:rPr>
+          <w:rFonts w:ascii="Times New Roman" w:hAnsi="Times New Roman"/>
+          <w:szCs w:val="26"/>
+          <w:lang w:val="fr-FR"/>
+        </w:rPr>
+        <w:t>là:</w:t>
+      </w:r>
+      <w:proofErr w:type="gramEnd"/>
+      <w:r>
+        <w:rPr>
+          <w:rFonts w:ascii="Times New Roman" w:hAnsi="Times New Roman"/>
+          <w:szCs w:val="26"/>
+          <w:lang w:val="fr-FR"/>
+        </w:rPr>
+        <w:t xml:space="preserve"> </w:t>
       </w:r>
       <w:r>
         <w:rPr>
@@ -1570,6 +1600,7 @@
         <w:t xml:space="preserve"> </w:t>
       </w:r>
       <w:proofErr w:type="spellStart"/>
+      <w:proofErr w:type="gramStart"/>
       <w:r>
         <w:rPr>
           <w:rFonts w:ascii="Times New Roman" w:hAnsi="Times New Roman"/>
@@ -1589,7 +1620,18 @@
           <w:szCs w:val="26"/>
           <w:lang w:val="fr-FR"/>
         </w:rPr>
-        <w:t xml:space="preserve">: {STIEN_DCOC | </w:t>
+        <w:t>:</w:t>
+      </w:r>
+      <w:proofErr w:type="gramEnd"/>
+      <w:r>
+        <w:rPr>
+          <w:rFonts w:ascii="Times New Roman" w:hAnsi="Times New Roman"/>
+          <w:b/>
+          <w:i/>
+          <w:szCs w:val="26"/>
+          <w:lang w:val="fr-FR"/>
+        </w:rPr>
+        <w:t xml:space="preserve"> {STIEN_DCOC | </w:t>
       </w:r>
       <w:proofErr w:type="spellStart"/>
       <w:r>
@@ -2474,6 +2516,7 @@
         <w:t xml:space="preserve"> </w:t>
       </w:r>
       <w:proofErr w:type="spellStart"/>
+      <w:proofErr w:type="gramStart"/>
       <w:r>
         <w:rPr>
           <w:rFonts w:ascii="Times New Roman" w:hAnsi="Times New Roman"/>
@@ -2497,7 +2540,20 @@
           <w:szCs w:val="26"/>
           <w:lang w:val="fr-FR"/>
         </w:rPr>
-        <w:t xml:space="preserve">  0251.2218250)</w:t>
+        <w:t xml:space="preserve">  0251.2218250</w:t>
+      </w:r>
+      <w:proofErr w:type="gramEnd"/>
+      <w:r>
+        <w:rPr>
+          <w:rFonts w:ascii="Times New Roman" w:hAnsi="Times New Roman"/>
+          <w:b/>
+          <w:bCs/>
+          <w:i/>
+          <w:iCs/>
+          <w:szCs w:val="26"/>
+          <w:lang w:val="fr-FR"/>
+        </w:rPr>
+        <w:t>)</w:t>
       </w:r>
     </w:p>
     <w:p>
@@ -3743,6 +3799,7 @@
         <w:t xml:space="preserve"> </w:t>
       </w:r>
       <w:proofErr w:type="spellStart"/>
+      <w:proofErr w:type="gramStart"/>
       <w:r>
         <w:rPr>
           <w:sz w:val="26"/>
@@ -3760,6 +3817,7 @@
         </w:rPr>
         <w:t>:</w:t>
       </w:r>
+      <w:proofErr w:type="gramEnd"/>
       <w:r>
         <w:rPr>
           <w:b/>
@@ -3934,6 +3992,7 @@
         <w:t xml:space="preserve"> Xuân </w:t>
       </w:r>
       <w:proofErr w:type="spellStart"/>
+      <w:proofErr w:type="gramStart"/>
       <w:r>
         <w:rPr>
           <w:sz w:val="26"/>
@@ -3961,6 +4020,7 @@
         <w:t>tính</w:t>
       </w:r>
       <w:proofErr w:type="spellEnd"/>
+      <w:proofErr w:type="gramEnd"/>
       <w:r>
         <w:rPr>
           <w:sz w:val="26"/>
@@ -4071,6 +4131,7 @@
         </w:rPr>
         <w:t xml:space="preserve"> </w:t>
       </w:r>
+      <w:proofErr w:type="gramStart"/>
       <w:r>
         <w:rPr>
           <w:sz w:val="26"/>
@@ -4086,7 +4147,17 @@
           <w:szCs w:val="26"/>
           <w:lang w:val="fr-FR"/>
         </w:rPr>
-        <w:t xml:space="preserve">: {STIEN_DCOC | </w:t>
+        <w:t>:</w:t>
+      </w:r>
+      <w:proofErr w:type="gramEnd"/>
+      <w:r>
+        <w:rPr>
+          <w:b/>
+          <w:sz w:val="26"/>
+          <w:szCs w:val="26"/>
+          <w:lang w:val="fr-FR"/>
+        </w:rPr>
+        <w:t xml:space="preserve"> {STIEN_DCOC | </w:t>
       </w:r>
       <w:proofErr w:type="spellStart"/>
       <w:r>
@@ -4161,6 +4232,7 @@
         <w:t xml:space="preserve"> </w:t>
       </w:r>
       <w:proofErr w:type="spellStart"/>
+      <w:proofErr w:type="gramStart"/>
       <w:r>
         <w:rPr>
           <w:rFonts w:ascii="Times New Roman" w:hAnsi="Times New Roman"/>
@@ -4184,7 +4256,16 @@
           <w:szCs w:val="26"/>
           <w:lang w:val="fr-FR"/>
         </w:rPr>
-        <w:t xml:space="preserve">: </w:t>
+        <w:t>:</w:t>
+      </w:r>
+      <w:proofErr w:type="gramEnd"/>
+      <w:r>
+        <w:rPr>
+          <w:rFonts w:ascii="Times New Roman" w:hAnsi="Times New Roman"/>
+          <w:szCs w:val="26"/>
+          <w:lang w:val="fr-FR"/>
+        </w:rPr>
+        <w:t xml:space="preserve"> </w:t>
       </w:r>
       <w:r>
         <w:rPr>
@@ -4313,6 +4394,7 @@
         <w:t>có</w:t>
       </w:r>
       <w:proofErr w:type="spellEnd"/>
+      <w:proofErr w:type="gramStart"/>
       <w:r>
         <w:rPr>
           <w:sz w:val="26"/>
@@ -4321,6 +4403,7 @@
         </w:rPr>
         <w:t>):</w:t>
       </w:r>
+      <w:proofErr w:type="gramEnd"/>
       <w:r>
         <w:rPr>
           <w:sz w:val="26"/>
@@ -5979,6 +6062,7 @@
         <w:t xml:space="preserve"> </w:t>
       </w:r>
       <w:proofErr w:type="spellStart"/>
+      <w:proofErr w:type="gramStart"/>
       <w:r>
         <w:rPr>
           <w:b/>
@@ -5996,6 +6080,7 @@
         </w:rPr>
         <w:t>:</w:t>
       </w:r>
+      <w:proofErr w:type="gramEnd"/>
     </w:p>
     <w:p>
       <w:pPr>
@@ -6318,7 +6403,17 @@
                 <w:szCs w:val="24"/>
                 <w:lang w:val="fr-FR"/>
               </w:rPr>
-              <w:t>LIEN_HE</w:t>
+              <w:t>LIEN_</w:t>
+            </w:r>
+            <w:proofErr w:type="gramStart"/>
+            <w:r>
+              <w:rPr>
+                <w:rFonts w:ascii="Times New Roman" w:hAnsi="Times New Roman"/>
+                <w:sz w:val="24"/>
+                <w:szCs w:val="24"/>
+                <w:lang w:val="fr-FR"/>
+              </w:rPr>
+              <w:t>HE</w:t>
             </w:r>
             <w:r>
               <w:rPr>
@@ -6327,7 +6422,17 @@
                 <w:szCs w:val="24"/>
                 <w:lang w:val="fr-FR"/>
               </w:rPr>
-              <w:t>}{TEN_KH_LHE}</w:t>
+              <w:t>}{</w:t>
+            </w:r>
+            <w:proofErr w:type="gramEnd"/>
+            <w:r>
+              <w:rPr>
+                <w:rFonts w:ascii="Times New Roman" w:hAnsi="Times New Roman"/>
+                <w:sz w:val="24"/>
+                <w:szCs w:val="24"/>
+                <w:lang w:val="fr-FR"/>
+              </w:rPr>
+              <w:t>TEN_KH_LHE}</w:t>
             </w:r>
           </w:p>
         </w:tc>
@@ -8595,17 +8700,29 @@
           <w:sz w:val="28"/>
           <w:szCs w:val="28"/>
         </w:rPr>
-        <w:t>{DCHI_DDIEN}</w:t>
-      </w:r>
-      <w:r>
-        <w:rPr>
+        <w:t>{DCHI_</w:t>
+      </w:r>
+      <w:proofErr w:type="gramStart"/>
+      <w:r>
+        <w:rPr>
+          <w:color w:val="000099"/>
           <w:spacing w:val="-9"/>
           <w:w w:val="105"/>
           <w:sz w:val="28"/>
           <w:szCs w:val="28"/>
         </w:rPr>
+        <w:t>DDIEN}</w:t>
+      </w:r>
+      <w:r>
+        <w:rPr>
+          <w:spacing w:val="-9"/>
+          <w:w w:val="105"/>
+          <w:sz w:val="28"/>
+          <w:szCs w:val="28"/>
+        </w:rPr>
         <w:t>.</w:t>
       </w:r>
+      <w:proofErr w:type="gramEnd"/>
     </w:p>
     <w:p>
       <w:pPr>
@@ -8783,8 +8900,9 @@
           <w:sz w:val="28"/>
           <w:szCs w:val="28"/>
         </w:rPr>
-        <w:t>): {TEN_DDIEN}</w:t>
-      </w:r>
+        <w:t>): {TEN_</w:t>
+      </w:r>
+      <w:proofErr w:type="gramStart"/>
       <w:r>
         <w:rPr>
           <w:bCs/>
@@ -8792,6 +8910,15 @@
           <w:sz w:val="28"/>
           <w:szCs w:val="28"/>
         </w:rPr>
+        <w:t>DDIEN}</w:t>
+      </w:r>
+      <w:r>
+        <w:rPr>
+          <w:bCs/>
+          <w:color w:val="000000"/>
+          <w:sz w:val="28"/>
+          <w:szCs w:val="28"/>
+        </w:rPr>
         <w:t xml:space="preserve">  </w:t>
       </w:r>
       <w:proofErr w:type="spellStart"/>
@@ -8805,6 +8932,7 @@
         <w:t>Chức</w:t>
       </w:r>
       <w:proofErr w:type="spellEnd"/>
+      <w:proofErr w:type="gramEnd"/>
       <w:r>
         <w:rPr>
           <w:bCs/>
@@ -9089,6 +9217,8 @@
         <w:rPr>
           <w:color w:val="000099"/>
           <w:w w:val="105"/>
+          <w:sz w:val="28"/>
+          <w:szCs w:val="28"/>
         </w:rPr>
         <w:t>{DIA_CHI_DDO}</w:t>
       </w:r>
@@ -15973,17 +16103,29 @@
           <w:sz w:val="28"/>
           <w:szCs w:val="28"/>
         </w:rPr>
-        <w:t>{DCHI_DDIEN}</w:t>
-      </w:r>
-      <w:r>
-        <w:rPr>
+        <w:t>{DCHI_</w:t>
+      </w:r>
+      <w:proofErr w:type="gramStart"/>
+      <w:r>
+        <w:rPr>
+          <w:color w:val="000099"/>
           <w:spacing w:val="-9"/>
           <w:w w:val="105"/>
           <w:sz w:val="28"/>
           <w:szCs w:val="28"/>
         </w:rPr>
+        <w:t>DDIEN}</w:t>
+      </w:r>
+      <w:r>
+        <w:rPr>
+          <w:spacing w:val="-9"/>
+          <w:w w:val="105"/>
+          <w:sz w:val="28"/>
+          <w:szCs w:val="28"/>
+        </w:rPr>
         <w:t>.</w:t>
       </w:r>
+      <w:proofErr w:type="gramEnd"/>
     </w:p>
     <w:p>
       <w:pPr>
@@ -16161,8 +16303,9 @@
           <w:sz w:val="28"/>
           <w:szCs w:val="28"/>
         </w:rPr>
-        <w:t>): {TEN_DDIEN}</w:t>
-      </w:r>
+        <w:t>): {TEN_</w:t>
+      </w:r>
+      <w:proofErr w:type="gramStart"/>
       <w:r>
         <w:rPr>
           <w:bCs/>
@@ -16170,6 +16313,15 @@
           <w:sz w:val="28"/>
           <w:szCs w:val="28"/>
         </w:rPr>
+        <w:t>DDIEN}</w:t>
+      </w:r>
+      <w:r>
+        <w:rPr>
+          <w:bCs/>
+          <w:color w:val="000000"/>
+          <w:sz w:val="28"/>
+          <w:szCs w:val="28"/>
+        </w:rPr>
         <w:t xml:space="preserve">  </w:t>
       </w:r>
       <w:proofErr w:type="spellStart"/>
@@ -16183,6 +16335,7 @@
         <w:t>Chức</w:t>
       </w:r>
       <w:proofErr w:type="spellEnd"/>
+      <w:proofErr w:type="gramEnd"/>
       <w:r>
         <w:rPr>
           <w:bCs/>

--- a/templates/CMIS/CongNo-App.docx
+++ b/templates/CMIS/CongNo-App.docx
@@ -546,7 +546,6 @@
         <w:t xml:space="preserve">Kính </w:t>
       </w:r>
       <w:proofErr w:type="spellStart"/>
-      <w:proofErr w:type="gramStart"/>
       <w:r>
         <w:rPr>
           <w:b/>
@@ -566,18 +565,7 @@
           <w:szCs w:val="28"/>
           <w:lang w:val="fr-FR"/>
         </w:rPr>
-        <w:t>:</w:t>
-      </w:r>
-      <w:proofErr w:type="gramEnd"/>
-      <w:r>
-        <w:rPr>
-          <w:b/>
-          <w:bCs/>
-          <w:sz w:val="28"/>
-          <w:szCs w:val="28"/>
-          <w:lang w:val="fr-FR"/>
-        </w:rPr>
-        <w:t xml:space="preserve"> </w:t>
+        <w:t xml:space="preserve">: </w:t>
       </w:r>
       <w:r>
         <w:rPr>
@@ -1485,25 +1473,7 @@
           <w:szCs w:val="26"/>
           <w:lang w:val="fr-FR"/>
         </w:rPr>
-        <w:t xml:space="preserve"> </w:t>
-      </w:r>
-      <w:proofErr w:type="gramStart"/>
-      <w:r>
-        <w:rPr>
-          <w:rFonts w:ascii="Times New Roman" w:hAnsi="Times New Roman"/>
-          <w:szCs w:val="26"/>
-          <w:lang w:val="fr-FR"/>
-        </w:rPr>
-        <w:t>là:</w:t>
-      </w:r>
-      <w:proofErr w:type="gramEnd"/>
-      <w:r>
-        <w:rPr>
-          <w:rFonts w:ascii="Times New Roman" w:hAnsi="Times New Roman"/>
-          <w:szCs w:val="26"/>
-          <w:lang w:val="fr-FR"/>
-        </w:rPr>
-        <w:t xml:space="preserve"> </w:t>
+        <w:t xml:space="preserve"> là: </w:t>
       </w:r>
       <w:r>
         <w:rPr>
@@ -1600,7 +1570,6 @@
         <w:t xml:space="preserve"> </w:t>
       </w:r>
       <w:proofErr w:type="spellStart"/>
-      <w:proofErr w:type="gramStart"/>
       <w:r>
         <w:rPr>
           <w:rFonts w:ascii="Times New Roman" w:hAnsi="Times New Roman"/>
@@ -1620,18 +1589,7 @@
           <w:szCs w:val="26"/>
           <w:lang w:val="fr-FR"/>
         </w:rPr>
-        <w:t>:</w:t>
-      </w:r>
-      <w:proofErr w:type="gramEnd"/>
-      <w:r>
-        <w:rPr>
-          <w:rFonts w:ascii="Times New Roman" w:hAnsi="Times New Roman"/>
-          <w:b/>
-          <w:i/>
-          <w:szCs w:val="26"/>
-          <w:lang w:val="fr-FR"/>
-        </w:rPr>
-        <w:t xml:space="preserve"> {STIEN_DCOC | </w:t>
+        <w:t xml:space="preserve">: {STIEN_DCOC | </w:t>
       </w:r>
       <w:proofErr w:type="spellStart"/>
       <w:r>
@@ -2516,7 +2474,6 @@
         <w:t xml:space="preserve"> </w:t>
       </w:r>
       <w:proofErr w:type="spellStart"/>
-      <w:proofErr w:type="gramStart"/>
       <w:r>
         <w:rPr>
           <w:rFonts w:ascii="Times New Roman" w:hAnsi="Times New Roman"/>
@@ -2540,20 +2497,7 @@
           <w:szCs w:val="26"/>
           <w:lang w:val="fr-FR"/>
         </w:rPr>
-        <w:t xml:space="preserve">  0251.2218250</w:t>
-      </w:r>
-      <w:proofErr w:type="gramEnd"/>
-      <w:r>
-        <w:rPr>
-          <w:rFonts w:ascii="Times New Roman" w:hAnsi="Times New Roman"/>
-          <w:b/>
-          <w:bCs/>
-          <w:i/>
-          <w:iCs/>
-          <w:szCs w:val="26"/>
-          <w:lang w:val="fr-FR"/>
-        </w:rPr>
-        <w:t>)</w:t>
+        <w:t xml:space="preserve">  0251.2218250)</w:t>
       </w:r>
     </w:p>
     <w:p>
@@ -3799,7 +3743,6 @@
         <w:t xml:space="preserve"> </w:t>
       </w:r>
       <w:proofErr w:type="spellStart"/>
-      <w:proofErr w:type="gramStart"/>
       <w:r>
         <w:rPr>
           <w:sz w:val="26"/>
@@ -3817,7 +3760,6 @@
         </w:rPr>
         <w:t>:</w:t>
       </w:r>
-      <w:proofErr w:type="gramEnd"/>
       <w:r>
         <w:rPr>
           <w:b/>
@@ -3992,7 +3934,6 @@
         <w:t xml:space="preserve"> Xuân </w:t>
       </w:r>
       <w:proofErr w:type="spellStart"/>
-      <w:proofErr w:type="gramStart"/>
       <w:r>
         <w:rPr>
           <w:sz w:val="26"/>
@@ -4020,7 +3961,6 @@
         <w:t>tính</w:t>
       </w:r>
       <w:proofErr w:type="spellEnd"/>
-      <w:proofErr w:type="gramEnd"/>
       <w:r>
         <w:rPr>
           <w:sz w:val="26"/>
@@ -4131,7 +4071,6 @@
         </w:rPr>
         <w:t xml:space="preserve"> </w:t>
       </w:r>
-      <w:proofErr w:type="gramStart"/>
       <w:r>
         <w:rPr>
           <w:sz w:val="26"/>
@@ -4147,17 +4086,7 @@
           <w:szCs w:val="26"/>
           <w:lang w:val="fr-FR"/>
         </w:rPr>
-        <w:t>:</w:t>
-      </w:r>
-      <w:proofErr w:type="gramEnd"/>
-      <w:r>
-        <w:rPr>
-          <w:b/>
-          <w:sz w:val="26"/>
-          <w:szCs w:val="26"/>
-          <w:lang w:val="fr-FR"/>
-        </w:rPr>
-        <w:t xml:space="preserve"> {STIEN_DCOC | </w:t>
+        <w:t xml:space="preserve">: {STIEN_DCOC | </w:t>
       </w:r>
       <w:proofErr w:type="spellStart"/>
       <w:r>
@@ -4232,7 +4161,6 @@
         <w:t xml:space="preserve"> </w:t>
       </w:r>
       <w:proofErr w:type="spellStart"/>
-      <w:proofErr w:type="gramStart"/>
       <w:r>
         <w:rPr>
           <w:rFonts w:ascii="Times New Roman" w:hAnsi="Times New Roman"/>
@@ -4256,16 +4184,7 @@
           <w:szCs w:val="26"/>
           <w:lang w:val="fr-FR"/>
         </w:rPr>
-        <w:t>:</w:t>
-      </w:r>
-      <w:proofErr w:type="gramEnd"/>
-      <w:r>
-        <w:rPr>
-          <w:rFonts w:ascii="Times New Roman" w:hAnsi="Times New Roman"/>
-          <w:szCs w:val="26"/>
-          <w:lang w:val="fr-FR"/>
-        </w:rPr>
-        <w:t xml:space="preserve"> </w:t>
+        <w:t xml:space="preserve">: </w:t>
       </w:r>
       <w:r>
         <w:rPr>
@@ -4394,7 +4313,6 @@
         <w:t>có</w:t>
       </w:r>
       <w:proofErr w:type="spellEnd"/>
-      <w:proofErr w:type="gramStart"/>
       <w:r>
         <w:rPr>
           <w:sz w:val="26"/>
@@ -4403,7 +4321,6 @@
         </w:rPr>
         <w:t>):</w:t>
       </w:r>
-      <w:proofErr w:type="gramEnd"/>
       <w:r>
         <w:rPr>
           <w:sz w:val="26"/>
@@ -6062,7 +5979,6 @@
         <w:t xml:space="preserve"> </w:t>
       </w:r>
       <w:proofErr w:type="spellStart"/>
-      <w:proofErr w:type="gramStart"/>
       <w:r>
         <w:rPr>
           <w:b/>
@@ -6080,7 +5996,6 @@
         </w:rPr>
         <w:t>:</w:t>
       </w:r>
-      <w:proofErr w:type="gramEnd"/>
     </w:p>
     <w:p>
       <w:pPr>
@@ -6403,17 +6318,7 @@
                 <w:szCs w:val="24"/>
                 <w:lang w:val="fr-FR"/>
               </w:rPr>
-              <w:t>LIEN_</w:t>
-            </w:r>
-            <w:proofErr w:type="gramStart"/>
-            <w:r>
-              <w:rPr>
-                <w:rFonts w:ascii="Times New Roman" w:hAnsi="Times New Roman"/>
-                <w:sz w:val="24"/>
-                <w:szCs w:val="24"/>
-                <w:lang w:val="fr-FR"/>
-              </w:rPr>
-              <w:t>HE</w:t>
+              <w:t>LIEN_HE</w:t>
             </w:r>
             <w:r>
               <w:rPr>
@@ -6422,17 +6327,7 @@
                 <w:szCs w:val="24"/>
                 <w:lang w:val="fr-FR"/>
               </w:rPr>
-              <w:t>}{</w:t>
-            </w:r>
-            <w:proofErr w:type="gramEnd"/>
-            <w:r>
-              <w:rPr>
-                <w:rFonts w:ascii="Times New Roman" w:hAnsi="Times New Roman"/>
-                <w:sz w:val="24"/>
-                <w:szCs w:val="24"/>
-                <w:lang w:val="fr-FR"/>
-              </w:rPr>
-              <w:t>TEN_KH_LHE}</w:t>
+              <w:t>}{TEN_KH_LHE}</w:t>
             </w:r>
           </w:p>
         </w:tc>
@@ -7509,8 +7404,17 @@
           <w:sz w:val="28"/>
           <w:szCs w:val="28"/>
         </w:rPr>
-        <w:t xml:space="preserve"> Xuân Lộc</w:t>
-      </w:r>
+        <w:t xml:space="preserve"> Xuân </w:t>
+      </w:r>
+      <w:proofErr w:type="spellStart"/>
+      <w:r>
+        <w:rPr>
+          <w:sz w:val="28"/>
+          <w:szCs w:val="28"/>
+        </w:rPr>
+        <w:t>Lộc</w:t>
+      </w:r>
+      <w:proofErr w:type="spellEnd"/>
     </w:p>
     <w:p>
       <w:pPr>
@@ -8700,29 +8604,17 @@
           <w:sz w:val="28"/>
           <w:szCs w:val="28"/>
         </w:rPr>
-        <w:t>{DCHI_</w:t>
-      </w:r>
-      <w:proofErr w:type="gramStart"/>
-      <w:r>
-        <w:rPr>
-          <w:color w:val="000099"/>
+        <w:t>{DCHI_DDIEN}</w:t>
+      </w:r>
+      <w:r>
+        <w:rPr>
           <w:spacing w:val="-9"/>
           <w:w w:val="105"/>
           <w:sz w:val="28"/>
           <w:szCs w:val="28"/>
         </w:rPr>
-        <w:t>DDIEN}</w:t>
-      </w:r>
-      <w:r>
-        <w:rPr>
-          <w:spacing w:val="-9"/>
-          <w:w w:val="105"/>
-          <w:sz w:val="28"/>
-          <w:szCs w:val="28"/>
-        </w:rPr>
         <w:t>.</w:t>
       </w:r>
-      <w:proofErr w:type="gramEnd"/>
     </w:p>
     <w:p>
       <w:pPr>
@@ -8900,9 +8792,8 @@
           <w:sz w:val="28"/>
           <w:szCs w:val="28"/>
         </w:rPr>
-        <w:t>): {TEN_</w:t>
-      </w:r>
-      <w:proofErr w:type="gramStart"/>
+        <w:t>): {TEN_DDIEN}</w:t>
+      </w:r>
       <w:r>
         <w:rPr>
           <w:bCs/>
@@ -8910,8 +8801,9 @@
           <w:sz w:val="28"/>
           <w:szCs w:val="28"/>
         </w:rPr>
-        <w:t>DDIEN}</w:t>
-      </w:r>
+        <w:t xml:space="preserve">  </w:t>
+      </w:r>
+      <w:proofErr w:type="spellStart"/>
       <w:r>
         <w:rPr>
           <w:bCs/>
@@ -8919,20 +8811,9 @@
           <w:sz w:val="28"/>
           <w:szCs w:val="28"/>
         </w:rPr>
-        <w:t xml:space="preserve">  </w:t>
-      </w:r>
-      <w:proofErr w:type="spellStart"/>
-      <w:r>
-        <w:rPr>
-          <w:bCs/>
-          <w:color w:val="000000"/>
-          <w:sz w:val="28"/>
-          <w:szCs w:val="28"/>
-        </w:rPr>
         <w:t>Chức</w:t>
       </w:r>
       <w:proofErr w:type="spellEnd"/>
-      <w:proofErr w:type="gramEnd"/>
       <w:r>
         <w:rPr>
           <w:bCs/>
@@ -14928,8 +14809,17 @@
           <w:sz w:val="28"/>
           <w:szCs w:val="28"/>
         </w:rPr>
-        <w:t xml:space="preserve"> Xuân Lộc</w:t>
-      </w:r>
+        <w:t xml:space="preserve"> Xuân </w:t>
+      </w:r>
+      <w:proofErr w:type="spellStart"/>
+      <w:r>
+        <w:rPr>
+          <w:sz w:val="28"/>
+          <w:szCs w:val="28"/>
+        </w:rPr>
+        <w:t>Lộc</w:t>
+      </w:r>
+      <w:proofErr w:type="spellEnd"/>
     </w:p>
     <w:p>
       <w:pPr>
@@ -16103,29 +15993,17 @@
           <w:sz w:val="28"/>
           <w:szCs w:val="28"/>
         </w:rPr>
-        <w:t>{DCHI_</w:t>
-      </w:r>
-      <w:proofErr w:type="gramStart"/>
-      <w:r>
-        <w:rPr>
-          <w:color w:val="000099"/>
+        <w:t>{DCHI_DDIEN}</w:t>
+      </w:r>
+      <w:r>
+        <w:rPr>
           <w:spacing w:val="-9"/>
           <w:w w:val="105"/>
           <w:sz w:val="28"/>
           <w:szCs w:val="28"/>
         </w:rPr>
-        <w:t>DDIEN}</w:t>
-      </w:r>
-      <w:r>
-        <w:rPr>
-          <w:spacing w:val="-9"/>
-          <w:w w:val="105"/>
-          <w:sz w:val="28"/>
-          <w:szCs w:val="28"/>
-        </w:rPr>
         <w:t>.</w:t>
       </w:r>
-      <w:proofErr w:type="gramEnd"/>
     </w:p>
     <w:p>
       <w:pPr>
@@ -16303,9 +16181,8 @@
           <w:sz w:val="28"/>
           <w:szCs w:val="28"/>
         </w:rPr>
-        <w:t>): {TEN_</w:t>
-      </w:r>
-      <w:proofErr w:type="gramStart"/>
+        <w:t>): {TEN_DDIEN}</w:t>
+      </w:r>
       <w:r>
         <w:rPr>
           <w:bCs/>
@@ -16313,8 +16190,9 @@
           <w:sz w:val="28"/>
           <w:szCs w:val="28"/>
         </w:rPr>
-        <w:t>DDIEN}</w:t>
-      </w:r>
+        <w:t xml:space="preserve">  </w:t>
+      </w:r>
+      <w:proofErr w:type="spellStart"/>
       <w:r>
         <w:rPr>
           <w:bCs/>
@@ -16322,20 +16200,9 @@
           <w:sz w:val="28"/>
           <w:szCs w:val="28"/>
         </w:rPr>
-        <w:t xml:space="preserve">  </w:t>
-      </w:r>
-      <w:proofErr w:type="spellStart"/>
-      <w:r>
-        <w:rPr>
-          <w:bCs/>
-          <w:color w:val="000000"/>
-          <w:sz w:val="28"/>
-          <w:szCs w:val="28"/>
-        </w:rPr>
         <w:t>Chức</w:t>
       </w:r>
       <w:proofErr w:type="spellEnd"/>
-      <w:proofErr w:type="gramEnd"/>
       <w:r>
         <w:rPr>
           <w:bCs/>
@@ -16560,6 +16427,70 @@
           <w:szCs w:val="28"/>
         </w:rPr>
         <w:t xml:space="preserve"> B</w:t>
+      </w:r>
+      <w:r>
+        <w:rPr>
+          <w:sz w:val="28"/>
+          <w:szCs w:val="28"/>
+        </w:rPr>
+        <w:t xml:space="preserve"> </w:t>
+      </w:r>
+      <w:proofErr w:type="spellStart"/>
+      <w:r>
+        <w:rPr>
+          <w:sz w:val="28"/>
+          <w:szCs w:val="28"/>
+        </w:rPr>
+        <w:t>tại</w:t>
+      </w:r>
+      <w:proofErr w:type="spellEnd"/>
+      <w:r>
+        <w:rPr>
+          <w:sz w:val="28"/>
+          <w:szCs w:val="28"/>
+        </w:rPr>
+        <w:t xml:space="preserve"> </w:t>
+      </w:r>
+      <w:proofErr w:type="spellStart"/>
+      <w:r>
+        <w:rPr>
+          <w:sz w:val="28"/>
+          <w:szCs w:val="28"/>
+        </w:rPr>
+        <w:t>địa</w:t>
+      </w:r>
+      <w:proofErr w:type="spellEnd"/>
+      <w:r>
+        <w:rPr>
+          <w:sz w:val="28"/>
+          <w:szCs w:val="28"/>
+        </w:rPr>
+        <w:t xml:space="preserve"> </w:t>
+      </w:r>
+      <w:proofErr w:type="spellStart"/>
+      <w:r>
+        <w:rPr>
+          <w:sz w:val="28"/>
+          <w:szCs w:val="28"/>
+        </w:rPr>
+        <w:t>chỉ</w:t>
+      </w:r>
+      <w:proofErr w:type="spellEnd"/>
+      <w:r>
+        <w:rPr>
+          <w:sz w:val="28"/>
+          <w:szCs w:val="28"/>
+        </w:rPr>
+        <w:t xml:space="preserve"> </w:t>
+      </w:r>
+      <w:r>
+        <w:rPr>
+          <w:color w:val="000099"/>
+          <w:w w:val="105"/>
+          <w:sz w:val="28"/>
+          <w:szCs w:val="28"/>
+        </w:rPr>
+        <w:t>{DIA_CHI_DDO}</w:t>
       </w:r>
       <w:r>
         <w:rPr>
@@ -18417,25 +18348,7 @@
           <w:sz w:val="28"/>
           <w:szCs w:val="28"/>
         </w:rPr>
-        <w:t xml:space="preserve"> </w:t>
-      </w:r>
-      <w:proofErr w:type="spellStart"/>
-      <w:r>
-        <w:rPr>
-          <w:bCs/>
-          <w:sz w:val="28"/>
-          <w:szCs w:val="28"/>
-        </w:rPr>
-        <w:t>ngang</w:t>
-      </w:r>
-      <w:proofErr w:type="spellEnd"/>
-      <w:r>
-        <w:rPr>
-          <w:bCs/>
-          <w:sz w:val="28"/>
-          <w:szCs w:val="28"/>
-        </w:rPr>
-        <w:t xml:space="preserve"> </w:t>
+        <w:t xml:space="preserve"> ngang </w:t>
       </w:r>
       <w:proofErr w:type="spellStart"/>
       <w:r>

--- a/templates/CMIS/CongNo-App.docx
+++ b/templates/CMIS/CongNo-App.docx
@@ -457,44 +457,7 @@
                 <w:sz w:val="26"/>
                 <w:szCs w:val="26"/>
               </w:rPr>
-              <w:fldChar w:fldCharType="begin"/>
-            </w:r>
-            <w:r>
-              <w:rPr>
-                <w:i/>
-                <w:iCs/>
-                <w:sz w:val="26"/>
-                <w:szCs w:val="26"/>
-              </w:rPr>
-              <w:instrText xml:space="preserve"> DATE  \@ "YYYY"  \* MERGEFORMAT </w:instrText>
-            </w:r>
-            <w:r>
-              <w:rPr>
-                <w:i/>
-                <w:iCs/>
-                <w:sz w:val="26"/>
-                <w:szCs w:val="26"/>
-              </w:rPr>
-              <w:fldChar w:fldCharType="separate"/>
-            </w:r>
-            <w:r>
-              <w:rPr>
-                <w:i/>
-                <w:iCs/>
-                <w:noProof/>
-                <w:sz w:val="26"/>
-                <w:szCs w:val="26"/>
-              </w:rPr>
-              <w:t>2026</w:t>
-            </w:r>
-            <w:r>
-              <w:rPr>
-                <w:i/>
-                <w:iCs/>
-                <w:sz w:val="26"/>
-                <w:szCs w:val="26"/>
-              </w:rPr>
-              <w:fldChar w:fldCharType="end"/>
+              <w:t>20</w:t>
             </w:r>
           </w:p>
         </w:tc>
@@ -8949,38 +8912,6 @@
           <w:sz w:val="28"/>
           <w:szCs w:val="28"/>
         </w:rPr>
-        <w:t>đăng</w:t>
-      </w:r>
-      <w:proofErr w:type="spellEnd"/>
-      <w:r>
-        <w:rPr>
-          <w:sz w:val="28"/>
-          <w:szCs w:val="28"/>
-        </w:rPr>
-        <w:t xml:space="preserve"> </w:t>
-      </w:r>
-      <w:proofErr w:type="spellStart"/>
-      <w:r>
-        <w:rPr>
-          <w:sz w:val="28"/>
-          <w:szCs w:val="28"/>
-        </w:rPr>
-        <w:t>ký</w:t>
-      </w:r>
-      <w:proofErr w:type="spellEnd"/>
-      <w:r>
-        <w:rPr>
-          <w:sz w:val="28"/>
-          <w:szCs w:val="28"/>
-        </w:rPr>
-        <w:t xml:space="preserve"> </w:t>
-      </w:r>
-      <w:proofErr w:type="spellStart"/>
-      <w:r>
-        <w:rPr>
-          <w:sz w:val="28"/>
-          <w:szCs w:val="28"/>
-        </w:rPr>
         <w:t>mua</w:t>
       </w:r>
       <w:proofErr w:type="spellEnd"/>
@@ -16323,38 +16254,6 @@
           <w:szCs w:val="28"/>
         </w:rPr>
         <w:t>sơ</w:t>
-      </w:r>
-      <w:proofErr w:type="spellEnd"/>
-      <w:r>
-        <w:rPr>
-          <w:sz w:val="28"/>
-          <w:szCs w:val="28"/>
-        </w:rPr>
-        <w:t xml:space="preserve"> </w:t>
-      </w:r>
-      <w:proofErr w:type="spellStart"/>
-      <w:r>
-        <w:rPr>
-          <w:sz w:val="28"/>
-          <w:szCs w:val="28"/>
-        </w:rPr>
-        <w:t>đăng</w:t>
-      </w:r>
-      <w:proofErr w:type="spellEnd"/>
-      <w:r>
-        <w:rPr>
-          <w:sz w:val="28"/>
-          <w:szCs w:val="28"/>
-        </w:rPr>
-        <w:t xml:space="preserve"> </w:t>
-      </w:r>
-      <w:proofErr w:type="spellStart"/>
-      <w:r>
-        <w:rPr>
-          <w:sz w:val="28"/>
-          <w:szCs w:val="28"/>
-        </w:rPr>
-        <w:t>ký</w:t>
       </w:r>
       <w:proofErr w:type="spellEnd"/>
       <w:r>

--- a/templates/CMIS/CongNo-App.docx
+++ b/templates/CMIS/CongNo-App.docx
@@ -528,7 +528,63 @@
           <w:szCs w:val="28"/>
           <w:lang w:val="fr-FR"/>
         </w:rPr>
-        <w:t xml:space="preserve">: </w:t>
+        <w:t xml:space="preserve"> </w:t>
+      </w:r>
+      <w:proofErr w:type="spellStart"/>
+      <w:r>
+        <w:rPr>
+          <w:b/>
+          <w:bCs/>
+          <w:sz w:val="28"/>
+          <w:szCs w:val="28"/>
+          <w:lang w:val="fr-FR"/>
+        </w:rPr>
+        <w:t>khách</w:t>
+      </w:r>
+      <w:proofErr w:type="spellEnd"/>
+      <w:r>
+        <w:rPr>
+          <w:b/>
+          <w:bCs/>
+          <w:sz w:val="28"/>
+          <w:szCs w:val="28"/>
+          <w:lang w:val="fr-FR"/>
+        </w:rPr>
+        <w:t xml:space="preserve"> </w:t>
+      </w:r>
+      <w:proofErr w:type="spellStart"/>
+      <w:proofErr w:type="gramStart"/>
+      <w:r>
+        <w:rPr>
+          <w:b/>
+          <w:bCs/>
+          <w:sz w:val="28"/>
+          <w:szCs w:val="28"/>
+          <w:lang w:val="fr-FR"/>
+        </w:rPr>
+        <w:t>hàng</w:t>
+      </w:r>
+      <w:proofErr w:type="spellEnd"/>
+      <w:r>
+        <w:rPr>
+          <w:b/>
+          <w:bCs/>
+          <w:sz w:val="28"/>
+          <w:szCs w:val="28"/>
+          <w:lang w:val="fr-FR"/>
+        </w:rPr>
+        <w:t>:</w:t>
+      </w:r>
+      <w:proofErr w:type="gramEnd"/>
+      <w:r>
+        <w:rPr>
+          <w:b/>
+          <w:bCs/>
+          <w:sz w:val="28"/>
+          <w:szCs w:val="28"/>
+          <w:lang w:val="fr-FR"/>
+        </w:rPr>
+        <w:t xml:space="preserve"> </w:t>
       </w:r>
       <w:r>
         <w:rPr>
@@ -1436,7 +1492,25 @@
           <w:szCs w:val="26"/>
           <w:lang w:val="fr-FR"/>
         </w:rPr>
-        <w:t xml:space="preserve"> là: </w:t>
+        <w:t xml:space="preserve"> </w:t>
+      </w:r>
+      <w:proofErr w:type="gramStart"/>
+      <w:r>
+        <w:rPr>
+          <w:rFonts w:ascii="Times New Roman" w:hAnsi="Times New Roman"/>
+          <w:szCs w:val="26"/>
+          <w:lang w:val="fr-FR"/>
+        </w:rPr>
+        <w:t>là:</w:t>
+      </w:r>
+      <w:proofErr w:type="gramEnd"/>
+      <w:r>
+        <w:rPr>
+          <w:rFonts w:ascii="Times New Roman" w:hAnsi="Times New Roman"/>
+          <w:szCs w:val="26"/>
+          <w:lang w:val="fr-FR"/>
+        </w:rPr>
+        <w:t xml:space="preserve"> </w:t>
       </w:r>
       <w:r>
         <w:rPr>
@@ -1533,6 +1607,7 @@
         <w:t xml:space="preserve"> </w:t>
       </w:r>
       <w:proofErr w:type="spellStart"/>
+      <w:proofErr w:type="gramStart"/>
       <w:r>
         <w:rPr>
           <w:rFonts w:ascii="Times New Roman" w:hAnsi="Times New Roman"/>
@@ -1552,7 +1627,18 @@
           <w:szCs w:val="26"/>
           <w:lang w:val="fr-FR"/>
         </w:rPr>
-        <w:t xml:space="preserve">: {STIEN_DCOC | </w:t>
+        <w:t>:</w:t>
+      </w:r>
+      <w:proofErr w:type="gramEnd"/>
+      <w:r>
+        <w:rPr>
+          <w:rFonts w:ascii="Times New Roman" w:hAnsi="Times New Roman"/>
+          <w:b/>
+          <w:i/>
+          <w:szCs w:val="26"/>
+          <w:lang w:val="fr-FR"/>
+        </w:rPr>
+        <w:t xml:space="preserve"> {STIEN_DCOC | </w:t>
       </w:r>
       <w:proofErr w:type="spellStart"/>
       <w:r>
@@ -2437,6 +2523,7 @@
         <w:t xml:space="preserve"> </w:t>
       </w:r>
       <w:proofErr w:type="spellStart"/>
+      <w:proofErr w:type="gramStart"/>
       <w:r>
         <w:rPr>
           <w:rFonts w:ascii="Times New Roman" w:hAnsi="Times New Roman"/>
@@ -2460,7 +2547,20 @@
           <w:szCs w:val="26"/>
           <w:lang w:val="fr-FR"/>
         </w:rPr>
-        <w:t xml:space="preserve">  0251.2218250)</w:t>
+        <w:t xml:space="preserve">  0251.2218250</w:t>
+      </w:r>
+      <w:proofErr w:type="gramEnd"/>
+      <w:r>
+        <w:rPr>
+          <w:rFonts w:ascii="Times New Roman" w:hAnsi="Times New Roman"/>
+          <w:b/>
+          <w:bCs/>
+          <w:i/>
+          <w:iCs/>
+          <w:szCs w:val="26"/>
+          <w:lang w:val="fr-FR"/>
+        </w:rPr>
+        <w:t>)</w:t>
       </w:r>
     </w:p>
     <w:p>
@@ -3706,6 +3806,7 @@
         <w:t xml:space="preserve"> </w:t>
       </w:r>
       <w:proofErr w:type="spellStart"/>
+      <w:proofErr w:type="gramStart"/>
       <w:r>
         <w:rPr>
           <w:sz w:val="26"/>
@@ -3723,6 +3824,7 @@
         </w:rPr>
         <w:t>:</w:t>
       </w:r>
+      <w:proofErr w:type="gramEnd"/>
       <w:r>
         <w:rPr>
           <w:b/>
@@ -3912,7 +4014,7 @@
           <w:szCs w:val="26"/>
           <w:lang w:val="fr-FR"/>
         </w:rPr>
-        <w:t xml:space="preserve">)  </w:t>
+        <w:t xml:space="preserve">) </w:t>
       </w:r>
       <w:proofErr w:type="spellStart"/>
       <w:r>
@@ -4034,6 +4136,7 @@
         </w:rPr>
         <w:t xml:space="preserve"> </w:t>
       </w:r>
+      <w:proofErr w:type="gramStart"/>
       <w:r>
         <w:rPr>
           <w:sz w:val="26"/>
@@ -4049,7 +4152,17 @@
           <w:szCs w:val="26"/>
           <w:lang w:val="fr-FR"/>
         </w:rPr>
-        <w:t xml:space="preserve">: {STIEN_DCOC | </w:t>
+        <w:t>:</w:t>
+      </w:r>
+      <w:proofErr w:type="gramEnd"/>
+      <w:r>
+        <w:rPr>
+          <w:b/>
+          <w:sz w:val="26"/>
+          <w:szCs w:val="26"/>
+          <w:lang w:val="fr-FR"/>
+        </w:rPr>
+        <w:t xml:space="preserve"> {STIEN_DCOC | </w:t>
       </w:r>
       <w:proofErr w:type="spellStart"/>
       <w:r>
@@ -4124,6 +4237,7 @@
         <w:t xml:space="preserve"> </w:t>
       </w:r>
       <w:proofErr w:type="spellStart"/>
+      <w:proofErr w:type="gramStart"/>
       <w:r>
         <w:rPr>
           <w:rFonts w:ascii="Times New Roman" w:hAnsi="Times New Roman"/>
@@ -4147,7 +4261,16 @@
           <w:szCs w:val="26"/>
           <w:lang w:val="fr-FR"/>
         </w:rPr>
-        <w:t xml:space="preserve">: </w:t>
+        <w:t>:</w:t>
+      </w:r>
+      <w:proofErr w:type="gramEnd"/>
+      <w:r>
+        <w:rPr>
+          <w:rFonts w:ascii="Times New Roman" w:hAnsi="Times New Roman"/>
+          <w:szCs w:val="26"/>
+          <w:lang w:val="fr-FR"/>
+        </w:rPr>
+        <w:t xml:space="preserve"> </w:t>
       </w:r>
       <w:r>
         <w:rPr>
@@ -4276,6 +4399,7 @@
         <w:t>có</w:t>
       </w:r>
       <w:proofErr w:type="spellEnd"/>
+      <w:proofErr w:type="gramStart"/>
       <w:r>
         <w:rPr>
           <w:sz w:val="26"/>
@@ -4284,6 +4408,7 @@
         </w:rPr>
         <w:t>):</w:t>
       </w:r>
+      <w:proofErr w:type="gramEnd"/>
       <w:r>
         <w:rPr>
           <w:sz w:val="26"/>
@@ -5942,6 +6067,7 @@
         <w:t xml:space="preserve"> </w:t>
       </w:r>
       <w:proofErr w:type="spellStart"/>
+      <w:proofErr w:type="gramStart"/>
       <w:r>
         <w:rPr>
           <w:b/>
@@ -5959,6 +6085,7 @@
         </w:rPr>
         <w:t>:</w:t>
       </w:r>
+      <w:proofErr w:type="gramEnd"/>
     </w:p>
     <w:p>
       <w:pPr>
@@ -5981,14 +6108,14 @@
       </w:tblPr>
       <w:tblGrid>
         <w:gridCol w:w="3303"/>
-        <w:gridCol w:w="2002"/>
+        <w:gridCol w:w="2047"/>
         <w:gridCol w:w="2007"/>
-        <w:gridCol w:w="1955"/>
+        <w:gridCol w:w="1910"/>
       </w:tblGrid>
       <w:tr>
         <w:tc>
           <w:tcPr>
-            <w:tcW w:w="2785" w:type="dxa"/>
+            <w:tcW w:w="3303" w:type="dxa"/>
           </w:tcPr>
           <w:p>
             <w:pPr>
@@ -6074,7 +6201,7 @@
         </w:tc>
         <w:tc>
           <w:tcPr>
-            <w:tcW w:w="2456" w:type="dxa"/>
+            <w:tcW w:w="2002" w:type="dxa"/>
           </w:tcPr>
           <w:p>
             <w:pPr>
@@ -6123,7 +6250,7 @@
         </w:tc>
         <w:tc>
           <w:tcPr>
-            <w:tcW w:w="1902" w:type="dxa"/>
+            <w:tcW w:w="2007" w:type="dxa"/>
           </w:tcPr>
           <w:p>
             <w:pPr>
@@ -6209,7 +6336,7 @@
         </w:tc>
         <w:tc>
           <w:tcPr>
-            <w:tcW w:w="2124" w:type="dxa"/>
+            <w:tcW w:w="1955" w:type="dxa"/>
           </w:tcPr>
           <w:p>
             <w:pPr>
@@ -6247,7 +6374,7 @@
       <w:tr>
         <w:tc>
           <w:tcPr>
-            <w:tcW w:w="2785" w:type="dxa"/>
+            <w:tcW w:w="3303" w:type="dxa"/>
           </w:tcPr>
           <w:p>
             <w:pPr>
@@ -6272,7 +6399,7 @@
                 <w:szCs w:val="24"/>
                 <w:lang w:val="fr-FR"/>
               </w:rPr>
-              <w:t>{#</w:t>
+              <w:t>{</w:t>
             </w:r>
             <w:r>
               <w:rPr>
@@ -6281,7 +6408,7 @@
                 <w:szCs w:val="24"/>
                 <w:lang w:val="fr-FR"/>
               </w:rPr>
-              <w:t>LIEN_HE</w:t>
+              <w:t>TEN_DDIEN</w:t>
             </w:r>
             <w:r>
               <w:rPr>
@@ -6290,13 +6417,226 @@
                 <w:szCs w:val="24"/>
                 <w:lang w:val="fr-FR"/>
               </w:rPr>
-              <w:t>}{TEN_KH_LHE}</w:t>
+              <w:t>}</w:t>
             </w:r>
           </w:p>
         </w:tc>
         <w:tc>
           <w:tcPr>
-            <w:tcW w:w="2456" w:type="dxa"/>
+            <w:tcW w:w="2002" w:type="dxa"/>
+          </w:tcPr>
+          <w:p>
+            <w:pPr>
+              <w:pStyle w:val="Footer"/>
+              <w:tabs>
+                <w:tab w:val="clear" w:pos="4320"/>
+                <w:tab w:val="clear" w:pos="8640"/>
+                <w:tab w:val="center" w:pos="1440"/>
+                <w:tab w:val="center" w:pos="6405"/>
+              </w:tabs>
+              <w:rPr>
+                <w:rFonts w:ascii="Times New Roman" w:hAnsi="Times New Roman"/>
+                <w:sz w:val="24"/>
+                <w:szCs w:val="24"/>
+                <w:lang w:val="fr-FR"/>
+              </w:rPr>
+            </w:pPr>
+            <w:r>
+              <w:rPr>
+                <w:rFonts w:ascii="Times New Roman" w:hAnsi="Times New Roman"/>
+                <w:sz w:val="24"/>
+                <w:szCs w:val="24"/>
+                <w:lang w:val="fr-FR"/>
+              </w:rPr>
+              <w:t>{</w:t>
+            </w:r>
+            <w:r>
+              <w:rPr>
+                <w:rFonts w:ascii="Times New Roman" w:hAnsi="Times New Roman"/>
+                <w:sz w:val="24"/>
+                <w:szCs w:val="24"/>
+                <w:lang w:val="fr-FR"/>
+              </w:rPr>
+              <w:t>CHUC_VU_DD</w:t>
+            </w:r>
+            <w:r>
+              <w:rPr>
+                <w:rFonts w:ascii="Times New Roman" w:hAnsi="Times New Roman"/>
+                <w:sz w:val="24"/>
+                <w:szCs w:val="24"/>
+                <w:lang w:val="fr-FR"/>
+              </w:rPr>
+              <w:t>}</w:t>
+            </w:r>
+          </w:p>
+        </w:tc>
+        <w:tc>
+          <w:tcPr>
+            <w:tcW w:w="2007" w:type="dxa"/>
+          </w:tcPr>
+          <w:p>
+            <w:pPr>
+              <w:pStyle w:val="Footer"/>
+              <w:tabs>
+                <w:tab w:val="clear" w:pos="4320"/>
+                <w:tab w:val="clear" w:pos="8640"/>
+                <w:tab w:val="center" w:pos="1440"/>
+                <w:tab w:val="center" w:pos="6405"/>
+              </w:tabs>
+              <w:rPr>
+                <w:rFonts w:ascii="Times New Roman" w:hAnsi="Times New Roman"/>
+                <w:sz w:val="24"/>
+                <w:szCs w:val="24"/>
+                <w:lang w:val="fr-FR"/>
+              </w:rPr>
+            </w:pPr>
+            <w:r>
+              <w:rPr>
+                <w:rFonts w:ascii="Times New Roman" w:hAnsi="Times New Roman"/>
+                <w:sz w:val="24"/>
+                <w:szCs w:val="24"/>
+                <w:lang w:val="fr-FR"/>
+              </w:rPr>
+              <w:t>{</w:t>
+            </w:r>
+            <w:proofErr w:type="gramStart"/>
+            <w:r>
+              <w:rPr>
+                <w:rFonts w:ascii="Times New Roman" w:hAnsi="Times New Roman"/>
+                <w:sz w:val="24"/>
+                <w:szCs w:val="24"/>
+                <w:lang w:val="fr-FR"/>
+              </w:rPr>
+              <w:t>DTHOAI</w:t>
+            </w:r>
+            <w:r>
+              <w:rPr>
+                <w:rFonts w:ascii="Times New Roman" w:hAnsi="Times New Roman"/>
+                <w:sz w:val="24"/>
+                <w:szCs w:val="24"/>
+                <w:lang w:val="fr-FR"/>
+              </w:rPr>
+              <w:t xml:space="preserve"> </w:t>
+            </w:r>
+            <w:r>
+              <w:rPr>
+                <w:rFonts w:ascii="Times New Roman" w:hAnsi="Times New Roman"/>
+                <w:sz w:val="24"/>
+                <w:szCs w:val="24"/>
+                <w:lang w:val="fr-FR"/>
+              </w:rPr>
+              <w:t>}</w:t>
+            </w:r>
+            <w:proofErr w:type="gramEnd"/>
+          </w:p>
+        </w:tc>
+        <w:tc>
+          <w:tcPr>
+            <w:tcW w:w="1955" w:type="dxa"/>
+          </w:tcPr>
+          <w:p>
+            <w:pPr>
+              <w:pStyle w:val="Footer"/>
+              <w:tabs>
+                <w:tab w:val="clear" w:pos="4320"/>
+                <w:tab w:val="clear" w:pos="8640"/>
+                <w:tab w:val="center" w:pos="1440"/>
+                <w:tab w:val="center" w:pos="6405"/>
+              </w:tabs>
+              <w:rPr>
+                <w:rFonts w:ascii="Times New Roman" w:hAnsi="Times New Roman"/>
+                <w:sz w:val="24"/>
+                <w:szCs w:val="24"/>
+                <w:lang w:val="fr-FR"/>
+              </w:rPr>
+            </w:pPr>
+            <w:r>
+              <w:rPr>
+                <w:rFonts w:ascii="Times New Roman" w:hAnsi="Times New Roman"/>
+                <w:sz w:val="24"/>
+                <w:szCs w:val="24"/>
+                <w:lang w:val="fr-FR"/>
+              </w:rPr>
+              <w:t>{</w:t>
+            </w:r>
+            <w:proofErr w:type="gramStart"/>
+            <w:r>
+              <w:rPr>
+                <w:rFonts w:ascii="Times New Roman" w:hAnsi="Times New Roman"/>
+                <w:sz w:val="24"/>
+                <w:szCs w:val="24"/>
+                <w:lang w:val="fr-FR"/>
+              </w:rPr>
+              <w:t>EMAIL</w:t>
+            </w:r>
+            <w:proofErr w:type="gramEnd"/>
+            <w:r>
+              <w:rPr>
+                <w:rFonts w:ascii="Times New Roman" w:hAnsi="Times New Roman"/>
+                <w:sz w:val="24"/>
+                <w:szCs w:val="24"/>
+                <w:lang w:val="fr-FR"/>
+              </w:rPr>
+              <w:t>}</w:t>
+            </w:r>
+          </w:p>
+        </w:tc>
+      </w:tr>
+      <w:tr>
+        <w:tc>
+          <w:tcPr>
+            <w:tcW w:w="3303" w:type="dxa"/>
+          </w:tcPr>
+          <w:p>
+            <w:pPr>
+              <w:pStyle w:val="Footer"/>
+              <w:tabs>
+                <w:tab w:val="clear" w:pos="4320"/>
+                <w:tab w:val="clear" w:pos="8640"/>
+                <w:tab w:val="center" w:pos="1440"/>
+                <w:tab w:val="center" w:pos="6405"/>
+              </w:tabs>
+              <w:rPr>
+                <w:rFonts w:ascii="Times New Roman" w:hAnsi="Times New Roman"/>
+                <w:sz w:val="24"/>
+                <w:szCs w:val="24"/>
+                <w:lang w:val="fr-FR"/>
+              </w:rPr>
+            </w:pPr>
+            <w:r>
+              <w:rPr>
+                <w:rFonts w:ascii="Times New Roman" w:hAnsi="Times New Roman"/>
+                <w:sz w:val="24"/>
+                <w:szCs w:val="24"/>
+                <w:lang w:val="fr-FR"/>
+              </w:rPr>
+              <w:t>{#LIEN_</w:t>
+            </w:r>
+            <w:proofErr w:type="gramStart"/>
+            <w:r>
+              <w:rPr>
+                <w:rFonts w:ascii="Times New Roman" w:hAnsi="Times New Roman"/>
+                <w:sz w:val="24"/>
+                <w:szCs w:val="24"/>
+                <w:lang w:val="fr-FR"/>
+              </w:rPr>
+              <w:t>HE}{</w:t>
+            </w:r>
+            <w:proofErr w:type="gramEnd"/>
+            <w:r>
+              <w:rPr>
+                <w:rFonts w:ascii="Times New Roman" w:hAnsi="Times New Roman"/>
+                <w:sz w:val="24"/>
+                <w:szCs w:val="24"/>
+                <w:lang w:val="fr-FR"/>
+              </w:rPr>
+              <w:t>TEN_KH_LHE}</w:t>
+            </w:r>
+          </w:p>
+        </w:tc>
+        <w:tc>
+          <w:tcPr>
+            <w:tcW w:w="2002" w:type="dxa"/>
           </w:tcPr>
           <w:p>
             <w:pPr>
@@ -6338,7 +6678,7 @@
         </w:tc>
         <w:tc>
           <w:tcPr>
-            <w:tcW w:w="1902" w:type="dxa"/>
+            <w:tcW w:w="2007" w:type="dxa"/>
           </w:tcPr>
           <w:p>
             <w:pPr>
@@ -6369,7 +6709,7 @@
         </w:tc>
         <w:tc>
           <w:tcPr>
-            <w:tcW w:w="2124" w:type="dxa"/>
+            <w:tcW w:w="1955" w:type="dxa"/>
           </w:tcPr>
           <w:p>
             <w:pPr>
@@ -6394,25 +6734,7 @@
                 <w:szCs w:val="24"/>
                 <w:lang w:val="fr-FR"/>
               </w:rPr>
-              <w:t>{/</w:t>
-            </w:r>
-            <w:r>
-              <w:rPr>
-                <w:rFonts w:ascii="Times New Roman" w:hAnsi="Times New Roman"/>
-                <w:sz w:val="24"/>
-                <w:szCs w:val="24"/>
-                <w:lang w:val="fr-FR"/>
-              </w:rPr>
-              <w:t>LIEN_HE</w:t>
-            </w:r>
-            <w:r>
-              <w:rPr>
-                <w:rFonts w:ascii="Times New Roman" w:hAnsi="Times New Roman"/>
-                <w:sz w:val="24"/>
-                <w:szCs w:val="24"/>
-                <w:lang w:val="fr-FR"/>
-              </w:rPr>
-              <w:t>}</w:t>
+              <w:t>{/LIEN_HE}</w:t>
             </w:r>
           </w:p>
         </w:tc>
@@ -6420,7 +6742,7 @@
       <w:tr>
         <w:tc>
           <w:tcPr>
-            <w:tcW w:w="2785" w:type="dxa"/>
+            <w:tcW w:w="3303" w:type="dxa"/>
           </w:tcPr>
           <w:p>
             <w:pPr>
@@ -6442,7 +6764,7 @@
         </w:tc>
         <w:tc>
           <w:tcPr>
-            <w:tcW w:w="2456" w:type="dxa"/>
+            <w:tcW w:w="2002" w:type="dxa"/>
           </w:tcPr>
           <w:p>
             <w:pPr>
@@ -6464,7 +6786,7 @@
         </w:tc>
         <w:tc>
           <w:tcPr>
-            <w:tcW w:w="1902" w:type="dxa"/>
+            <w:tcW w:w="2007" w:type="dxa"/>
           </w:tcPr>
           <w:p>
             <w:pPr>
@@ -6486,7 +6808,7 @@
         </w:tc>
         <w:tc>
           <w:tcPr>
-            <w:tcW w:w="2124" w:type="dxa"/>
+            <w:tcW w:w="1955" w:type="dxa"/>
           </w:tcPr>
           <w:p>
             <w:pPr>
@@ -6510,7 +6832,7 @@
       <w:tr>
         <w:tc>
           <w:tcPr>
-            <w:tcW w:w="2785" w:type="dxa"/>
+            <w:tcW w:w="3303" w:type="dxa"/>
           </w:tcPr>
           <w:p>
             <w:pPr>
@@ -6532,7 +6854,7 @@
         </w:tc>
         <w:tc>
           <w:tcPr>
-            <w:tcW w:w="2456" w:type="dxa"/>
+            <w:tcW w:w="2002" w:type="dxa"/>
           </w:tcPr>
           <w:p>
             <w:pPr>
@@ -6554,7 +6876,7 @@
         </w:tc>
         <w:tc>
           <w:tcPr>
-            <w:tcW w:w="1902" w:type="dxa"/>
+            <w:tcW w:w="2007" w:type="dxa"/>
           </w:tcPr>
           <w:p>
             <w:pPr>
@@ -6576,97 +6898,7 @@
         </w:tc>
         <w:tc>
           <w:tcPr>
-            <w:tcW w:w="2124" w:type="dxa"/>
-          </w:tcPr>
-          <w:p>
-            <w:pPr>
-              <w:pStyle w:val="Footer"/>
-              <w:tabs>
-                <w:tab w:val="clear" w:pos="4320"/>
-                <w:tab w:val="clear" w:pos="8640"/>
-                <w:tab w:val="center" w:pos="1440"/>
-                <w:tab w:val="center" w:pos="6405"/>
-              </w:tabs>
-              <w:rPr>
-                <w:rFonts w:ascii="Times New Roman" w:hAnsi="Times New Roman"/>
-                <w:sz w:val="24"/>
-                <w:szCs w:val="24"/>
-                <w:lang w:val="fr-FR"/>
-              </w:rPr>
-            </w:pPr>
-          </w:p>
-        </w:tc>
-      </w:tr>
-      <w:tr>
-        <w:tc>
-          <w:tcPr>
-            <w:tcW w:w="2785" w:type="dxa"/>
-          </w:tcPr>
-          <w:p>
-            <w:pPr>
-              <w:pStyle w:val="Footer"/>
-              <w:tabs>
-                <w:tab w:val="clear" w:pos="4320"/>
-                <w:tab w:val="clear" w:pos="8640"/>
-                <w:tab w:val="center" w:pos="1440"/>
-                <w:tab w:val="center" w:pos="6405"/>
-              </w:tabs>
-              <w:rPr>
-                <w:rFonts w:ascii="Times New Roman" w:hAnsi="Times New Roman"/>
-                <w:sz w:val="24"/>
-                <w:szCs w:val="24"/>
-                <w:lang w:val="fr-FR"/>
-              </w:rPr>
-            </w:pPr>
-          </w:p>
-        </w:tc>
-        <w:tc>
-          <w:tcPr>
-            <w:tcW w:w="2456" w:type="dxa"/>
-          </w:tcPr>
-          <w:p>
-            <w:pPr>
-              <w:pStyle w:val="Footer"/>
-              <w:tabs>
-                <w:tab w:val="clear" w:pos="4320"/>
-                <w:tab w:val="clear" w:pos="8640"/>
-                <w:tab w:val="center" w:pos="1440"/>
-                <w:tab w:val="center" w:pos="6405"/>
-              </w:tabs>
-              <w:rPr>
-                <w:rFonts w:ascii="Times New Roman" w:hAnsi="Times New Roman"/>
-                <w:sz w:val="24"/>
-                <w:szCs w:val="24"/>
-                <w:lang w:val="fr-FR"/>
-              </w:rPr>
-            </w:pPr>
-          </w:p>
-        </w:tc>
-        <w:tc>
-          <w:tcPr>
-            <w:tcW w:w="1902" w:type="dxa"/>
-          </w:tcPr>
-          <w:p>
-            <w:pPr>
-              <w:pStyle w:val="Footer"/>
-              <w:tabs>
-                <w:tab w:val="clear" w:pos="4320"/>
-                <w:tab w:val="clear" w:pos="8640"/>
-                <w:tab w:val="center" w:pos="1440"/>
-                <w:tab w:val="center" w:pos="6405"/>
-              </w:tabs>
-              <w:rPr>
-                <w:rFonts w:ascii="Times New Roman" w:hAnsi="Times New Roman"/>
-                <w:sz w:val="24"/>
-                <w:szCs w:val="24"/>
-                <w:lang w:val="fr-FR"/>
-              </w:rPr>
-            </w:pPr>
-          </w:p>
-        </w:tc>
-        <w:tc>
-          <w:tcPr>
-            <w:tcW w:w="2124" w:type="dxa"/>
+            <w:tcW w:w="1955" w:type="dxa"/>
           </w:tcPr>
           <w:p>
             <w:pPr>
@@ -8567,17 +8799,29 @@
           <w:sz w:val="28"/>
           <w:szCs w:val="28"/>
         </w:rPr>
-        <w:t>{DCHI_DDIEN}</w:t>
-      </w:r>
-      <w:r>
-        <w:rPr>
+        <w:t>{DCHI_</w:t>
+      </w:r>
+      <w:proofErr w:type="gramStart"/>
+      <w:r>
+        <w:rPr>
+          <w:color w:val="000099"/>
           <w:spacing w:val="-9"/>
           <w:w w:val="105"/>
           <w:sz w:val="28"/>
           <w:szCs w:val="28"/>
         </w:rPr>
+        <w:t>DDIEN}</w:t>
+      </w:r>
+      <w:r>
+        <w:rPr>
+          <w:spacing w:val="-9"/>
+          <w:w w:val="105"/>
+          <w:sz w:val="28"/>
+          <w:szCs w:val="28"/>
+        </w:rPr>
         <w:t>.</w:t>
       </w:r>
+      <w:proofErr w:type="gramEnd"/>
     </w:p>
     <w:p>
       <w:pPr>
@@ -8755,8 +8999,9 @@
           <w:sz w:val="28"/>
           <w:szCs w:val="28"/>
         </w:rPr>
-        <w:t>): {TEN_DDIEN}</w:t>
-      </w:r>
+        <w:t>): {TEN_</w:t>
+      </w:r>
+      <w:proofErr w:type="gramStart"/>
       <w:r>
         <w:rPr>
           <w:bCs/>
@@ -8764,6 +9009,15 @@
           <w:sz w:val="28"/>
           <w:szCs w:val="28"/>
         </w:rPr>
+        <w:t>DDIEN}</w:t>
+      </w:r>
+      <w:r>
+        <w:rPr>
+          <w:bCs/>
+          <w:color w:val="000000"/>
+          <w:sz w:val="28"/>
+          <w:szCs w:val="28"/>
+        </w:rPr>
         <w:t xml:space="preserve">  </w:t>
       </w:r>
       <w:proofErr w:type="spellStart"/>
@@ -8777,6 +9031,7 @@
         <w:t>Chức</w:t>
       </w:r>
       <w:proofErr w:type="spellEnd"/>
+      <w:proofErr w:type="gramEnd"/>
       <w:r>
         <w:rPr>
           <w:bCs/>
@@ -8975,71 +9230,14 @@
           <w:sz w:val="28"/>
           <w:szCs w:val="28"/>
         </w:rPr>
-        <w:t xml:space="preserve"> </w:t>
-      </w:r>
-      <w:proofErr w:type="spellStart"/>
-      <w:r>
-        <w:rPr>
-          <w:sz w:val="28"/>
-          <w:szCs w:val="28"/>
-        </w:rPr>
-        <w:t>tại</w:t>
-      </w:r>
-      <w:proofErr w:type="spellEnd"/>
-      <w:r>
-        <w:rPr>
-          <w:sz w:val="28"/>
-          <w:szCs w:val="28"/>
-        </w:rPr>
-        <w:t xml:space="preserve"> </w:t>
-      </w:r>
-      <w:proofErr w:type="spellStart"/>
-      <w:r>
-        <w:rPr>
-          <w:sz w:val="28"/>
-          <w:szCs w:val="28"/>
-        </w:rPr>
-        <w:t>địa</w:t>
-      </w:r>
-      <w:proofErr w:type="spellEnd"/>
-      <w:r>
-        <w:rPr>
-          <w:sz w:val="28"/>
-          <w:szCs w:val="28"/>
-        </w:rPr>
-        <w:t xml:space="preserve"> </w:t>
-      </w:r>
-      <w:proofErr w:type="spellStart"/>
-      <w:r>
-        <w:rPr>
-          <w:sz w:val="28"/>
-          <w:szCs w:val="28"/>
-        </w:rPr>
-        <w:t>chỉ</w:t>
-      </w:r>
-      <w:proofErr w:type="spellEnd"/>
-      <w:r>
-        <w:rPr>
-          <w:sz w:val="28"/>
-          <w:szCs w:val="28"/>
-        </w:rPr>
-        <w:t xml:space="preserve"> </w:t>
-      </w:r>
-      <w:r>
-        <w:rPr>
-          <w:color w:val="000099"/>
-          <w:w w:val="105"/>
-          <w:sz w:val="28"/>
-          <w:szCs w:val="28"/>
-        </w:rPr>
-        <w:t>{DIA_CHI_DDO}</w:t>
-      </w:r>
-      <w:r>
-        <w:rPr>
-          <w:sz w:val="28"/>
-          <w:szCs w:val="28"/>
-        </w:rPr>
-        <w:t xml:space="preserve">, </w:t>
+        <w:t>,</w:t>
+      </w:r>
+      <w:r>
+        <w:rPr>
+          <w:sz w:val="28"/>
+          <w:szCs w:val="28"/>
+        </w:rPr>
+        <w:t xml:space="preserve"> </w:t>
       </w:r>
       <w:proofErr w:type="spellStart"/>
       <w:r>
@@ -9286,7 +9484,87 @@
           <w:sz w:val="28"/>
           <w:szCs w:val="28"/>
         </w:rPr>
-        <w:t xml:space="preserve"> HĐMBĐ </w:t>
+        <w:t xml:space="preserve"> </w:t>
+      </w:r>
+      <w:proofErr w:type="spellStart"/>
+      <w:r>
+        <w:rPr>
+          <w:sz w:val="28"/>
+          <w:szCs w:val="28"/>
+        </w:rPr>
+        <w:t>hợp</w:t>
+      </w:r>
+      <w:proofErr w:type="spellEnd"/>
+      <w:r>
+        <w:rPr>
+          <w:sz w:val="28"/>
+          <w:szCs w:val="28"/>
+        </w:rPr>
+        <w:t xml:space="preserve"> </w:t>
+      </w:r>
+      <w:proofErr w:type="spellStart"/>
+      <w:r>
+        <w:rPr>
+          <w:sz w:val="28"/>
+          <w:szCs w:val="28"/>
+        </w:rPr>
+        <w:t>đồng</w:t>
+      </w:r>
+      <w:proofErr w:type="spellEnd"/>
+      <w:r>
+        <w:rPr>
+          <w:sz w:val="28"/>
+          <w:szCs w:val="28"/>
+        </w:rPr>
+        <w:t xml:space="preserve"> </w:t>
+      </w:r>
+      <w:proofErr w:type="spellStart"/>
+      <w:r>
+        <w:rPr>
+          <w:sz w:val="28"/>
+          <w:szCs w:val="28"/>
+        </w:rPr>
+        <w:t>mua</w:t>
+      </w:r>
+      <w:proofErr w:type="spellEnd"/>
+      <w:r>
+        <w:rPr>
+          <w:sz w:val="28"/>
+          <w:szCs w:val="28"/>
+        </w:rPr>
+        <w:t xml:space="preserve"> </w:t>
+      </w:r>
+      <w:proofErr w:type="spellStart"/>
+      <w:r>
+        <w:rPr>
+          <w:sz w:val="28"/>
+          <w:szCs w:val="28"/>
+        </w:rPr>
+        <w:t>bán</w:t>
+      </w:r>
+      <w:proofErr w:type="spellEnd"/>
+      <w:r>
+        <w:rPr>
+          <w:sz w:val="28"/>
+          <w:szCs w:val="28"/>
+        </w:rPr>
+        <w:t xml:space="preserve"> </w:t>
+      </w:r>
+      <w:proofErr w:type="spellStart"/>
+      <w:r>
+        <w:rPr>
+          <w:sz w:val="28"/>
+          <w:szCs w:val="28"/>
+        </w:rPr>
+        <w:t>điện</w:t>
+      </w:r>
+      <w:proofErr w:type="spellEnd"/>
+      <w:r>
+        <w:rPr>
+          <w:sz w:val="28"/>
+          <w:szCs w:val="28"/>
+        </w:rPr>
+        <w:t xml:space="preserve"> </w:t>
       </w:r>
       <w:proofErr w:type="spellStart"/>
       <w:r>
@@ -15924,17 +16202,29 @@
           <w:sz w:val="28"/>
           <w:szCs w:val="28"/>
         </w:rPr>
-        <w:t>{DCHI_DDIEN}</w:t>
-      </w:r>
-      <w:r>
-        <w:rPr>
+        <w:t>{DCHI_</w:t>
+      </w:r>
+      <w:proofErr w:type="gramStart"/>
+      <w:r>
+        <w:rPr>
+          <w:color w:val="000099"/>
           <w:spacing w:val="-9"/>
           <w:w w:val="105"/>
           <w:sz w:val="28"/>
           <w:szCs w:val="28"/>
         </w:rPr>
+        <w:t>DDIEN}</w:t>
+      </w:r>
+      <w:r>
+        <w:rPr>
+          <w:spacing w:val="-9"/>
+          <w:w w:val="105"/>
+          <w:sz w:val="28"/>
+          <w:szCs w:val="28"/>
+        </w:rPr>
         <w:t>.</w:t>
       </w:r>
+      <w:proofErr w:type="gramEnd"/>
     </w:p>
     <w:p>
       <w:pPr>
@@ -16112,8 +16402,9 @@
           <w:sz w:val="28"/>
           <w:szCs w:val="28"/>
         </w:rPr>
-        <w:t>): {TEN_DDIEN}</w:t>
-      </w:r>
+        <w:t>): {TEN_</w:t>
+      </w:r>
+      <w:proofErr w:type="gramStart"/>
       <w:r>
         <w:rPr>
           <w:bCs/>
@@ -16121,6 +16412,15 @@
           <w:sz w:val="28"/>
           <w:szCs w:val="28"/>
         </w:rPr>
+        <w:t>DDIEN}</w:t>
+      </w:r>
+      <w:r>
+        <w:rPr>
+          <w:bCs/>
+          <w:color w:val="000000"/>
+          <w:sz w:val="28"/>
+          <w:szCs w:val="28"/>
+        </w:rPr>
         <w:t xml:space="preserve">  </w:t>
       </w:r>
       <w:proofErr w:type="spellStart"/>
@@ -16134,6 +16434,7 @@
         <w:t>Chức</w:t>
       </w:r>
       <w:proofErr w:type="spellEnd"/>
+      <w:proofErr w:type="gramEnd"/>
       <w:r>
         <w:rPr>
           <w:bCs/>
@@ -16332,70 +16633,6 @@
           <w:sz w:val="28"/>
           <w:szCs w:val="28"/>
         </w:rPr>
-        <w:t xml:space="preserve"> </w:t>
-      </w:r>
-      <w:proofErr w:type="spellStart"/>
-      <w:r>
-        <w:rPr>
-          <w:sz w:val="28"/>
-          <w:szCs w:val="28"/>
-        </w:rPr>
-        <w:t>tại</w:t>
-      </w:r>
-      <w:proofErr w:type="spellEnd"/>
-      <w:r>
-        <w:rPr>
-          <w:sz w:val="28"/>
-          <w:szCs w:val="28"/>
-        </w:rPr>
-        <w:t xml:space="preserve"> </w:t>
-      </w:r>
-      <w:proofErr w:type="spellStart"/>
-      <w:r>
-        <w:rPr>
-          <w:sz w:val="28"/>
-          <w:szCs w:val="28"/>
-        </w:rPr>
-        <w:t>địa</w:t>
-      </w:r>
-      <w:proofErr w:type="spellEnd"/>
-      <w:r>
-        <w:rPr>
-          <w:sz w:val="28"/>
-          <w:szCs w:val="28"/>
-        </w:rPr>
-        <w:t xml:space="preserve"> </w:t>
-      </w:r>
-      <w:proofErr w:type="spellStart"/>
-      <w:r>
-        <w:rPr>
-          <w:sz w:val="28"/>
-          <w:szCs w:val="28"/>
-        </w:rPr>
-        <w:t>chỉ</w:t>
-      </w:r>
-      <w:proofErr w:type="spellEnd"/>
-      <w:r>
-        <w:rPr>
-          <w:sz w:val="28"/>
-          <w:szCs w:val="28"/>
-        </w:rPr>
-        <w:t xml:space="preserve"> </w:t>
-      </w:r>
-      <w:r>
-        <w:rPr>
-          <w:color w:val="000099"/>
-          <w:w w:val="105"/>
-          <w:sz w:val="28"/>
-          <w:szCs w:val="28"/>
-        </w:rPr>
-        <w:t>{DIA_CHI_DDO}</w:t>
-      </w:r>
-      <w:r>
-        <w:rPr>
-          <w:sz w:val="28"/>
-          <w:szCs w:val="28"/>
-        </w:rPr>
         <w:t xml:space="preserve">, </w:t>
       </w:r>
       <w:proofErr w:type="spellStart"/>
@@ -16643,7 +16880,87 @@
           <w:sz w:val="28"/>
           <w:szCs w:val="28"/>
         </w:rPr>
-        <w:t xml:space="preserve"> HĐMBĐ </w:t>
+        <w:t xml:space="preserve"> </w:t>
+      </w:r>
+      <w:proofErr w:type="spellStart"/>
+      <w:r>
+        <w:rPr>
+          <w:sz w:val="28"/>
+          <w:szCs w:val="28"/>
+        </w:rPr>
+        <w:t>hợp</w:t>
+      </w:r>
+      <w:proofErr w:type="spellEnd"/>
+      <w:r>
+        <w:rPr>
+          <w:sz w:val="28"/>
+          <w:szCs w:val="28"/>
+        </w:rPr>
+        <w:t xml:space="preserve"> </w:t>
+      </w:r>
+      <w:proofErr w:type="spellStart"/>
+      <w:r>
+        <w:rPr>
+          <w:sz w:val="28"/>
+          <w:szCs w:val="28"/>
+        </w:rPr>
+        <w:t>đồng</w:t>
+      </w:r>
+      <w:proofErr w:type="spellEnd"/>
+      <w:r>
+        <w:rPr>
+          <w:sz w:val="28"/>
+          <w:szCs w:val="28"/>
+        </w:rPr>
+        <w:t xml:space="preserve"> </w:t>
+      </w:r>
+      <w:proofErr w:type="spellStart"/>
+      <w:r>
+        <w:rPr>
+          <w:sz w:val="28"/>
+          <w:szCs w:val="28"/>
+        </w:rPr>
+        <w:t>mua</w:t>
+      </w:r>
+      <w:proofErr w:type="spellEnd"/>
+      <w:r>
+        <w:rPr>
+          <w:sz w:val="28"/>
+          <w:szCs w:val="28"/>
+        </w:rPr>
+        <w:t xml:space="preserve"> </w:t>
+      </w:r>
+      <w:proofErr w:type="spellStart"/>
+      <w:r>
+        <w:rPr>
+          <w:sz w:val="28"/>
+          <w:szCs w:val="28"/>
+        </w:rPr>
+        <w:t>bán</w:t>
+      </w:r>
+      <w:proofErr w:type="spellEnd"/>
+      <w:r>
+        <w:rPr>
+          <w:sz w:val="28"/>
+          <w:szCs w:val="28"/>
+        </w:rPr>
+        <w:t xml:space="preserve"> </w:t>
+      </w:r>
+      <w:proofErr w:type="spellStart"/>
+      <w:r>
+        <w:rPr>
+          <w:sz w:val="28"/>
+          <w:szCs w:val="28"/>
+        </w:rPr>
+        <w:t>điện</w:t>
+      </w:r>
+      <w:proofErr w:type="spellEnd"/>
+      <w:r>
+        <w:rPr>
+          <w:sz w:val="28"/>
+          <w:szCs w:val="28"/>
+        </w:rPr>
+        <w:t xml:space="preserve"> </w:t>
       </w:r>
       <w:proofErr w:type="spellStart"/>
       <w:r>
